--- a/main/cars/templates/приложение 1-2.docx
+++ b/main/cars/templates/приложение 1-2.docx
@@ -1,6 +1,6 @@
 
 <file path=word/document.xml><?xml version="1.0" encoding="utf-8"?>
-<w:document xmlns:wpc="http://schemas.microsoft.com/office/word/2010/wordprocessingCanvas" xmlns:cx="http://schemas.microsoft.com/office/drawing/2014/chartex" xmlns:mc="http://schemas.openxmlformats.org/markup-compatibility/2006" xmlns:o="urn:schemas-microsoft-com:office:office" xmlns:r="http://schemas.openxmlformats.org/officeDocument/2006/relationships" xmlns:m="http://schemas.openxmlformats.org/officeDocument/2006/math" xmlns:v="urn:schemas-microsoft-com:vml" xmlns:wp14="http://schemas.microsoft.com/office/word/2010/wordprocessingDrawing" xmlns:wp="http://schemas.openxmlformats.org/drawingml/2006/wordprocessingDrawing" xmlns:w10="urn:schemas-microsoft-com:office:word" xmlns:w="http://schemas.openxmlformats.org/wordprocessingml/2006/main" xmlns:w14="http://schemas.microsoft.com/office/word/2010/wordml" xmlns:w15="http://schemas.microsoft.com/office/word/2012/wordml" xmlns:w16se="http://schemas.microsoft.com/office/word/2015/wordml/symex" xmlns:wpg="http://schemas.microsoft.com/office/word/2010/wordprocessingGroup" xmlns:wpi="http://schemas.microsoft.com/office/word/2010/wordprocessingInk" xmlns:wne="http://schemas.microsoft.com/office/word/2006/wordml" xmlns:wps="http://schemas.microsoft.com/office/word/2010/wordprocessingShape" mc:Ignorable="w14 w15 w16se wp14">
+<w:document xmlns:wpc="http://schemas.microsoft.com/office/word/2010/wordprocessingCanvas" xmlns:cx="http://schemas.microsoft.com/office/drawing/2014/chartex" xmlns:cx1="http://schemas.microsoft.com/office/drawing/2015/9/8/chartex" xmlns:mc="http://schemas.openxmlformats.org/markup-compatibility/2006" xmlns:o="urn:schemas-microsoft-com:office:office" xmlns:r="http://schemas.openxmlformats.org/officeDocument/2006/relationships" xmlns:m="http://schemas.openxmlformats.org/officeDocument/2006/math" xmlns:v="urn:schemas-microsoft-com:vml" xmlns:wp14="http://schemas.microsoft.com/office/word/2010/wordprocessingDrawing" xmlns:wp="http://schemas.openxmlformats.org/drawingml/2006/wordprocessingDrawing" xmlns:w10="urn:schemas-microsoft-com:office:word" xmlns:w="http://schemas.openxmlformats.org/wordprocessingml/2006/main" xmlns:w14="http://schemas.microsoft.com/office/word/2010/wordml" xmlns:w15="http://schemas.microsoft.com/office/word/2012/wordml" xmlns:w16se="http://schemas.microsoft.com/office/word/2015/wordml/symex" xmlns:wpg="http://schemas.microsoft.com/office/word/2010/wordprocessingGroup" xmlns:wpi="http://schemas.microsoft.com/office/word/2010/wordprocessingInk" xmlns:wne="http://schemas.microsoft.com/office/word/2006/wordml" xmlns:wps="http://schemas.microsoft.com/office/word/2010/wordprocessingShape" mc:Ignorable="w14 w15 w16se wp14">
   <w:body>
     <w:tbl>
       <w:tblPr>
@@ -5708,6 +5708,8 @@
               </w:rPr>
               <w:t>250 мм до 800 мм)</w:t>
             </w:r>
+            <w:bookmarkStart w:id="0" w:name="_GoBack"/>
+            <w:bookmarkEnd w:id="0"/>
           </w:p>
         </w:tc>
         <w:tc>
@@ -5895,23 +5897,7 @@
                 <w:sz w:val="24"/>
                 <w:szCs w:val="24"/>
               </w:rPr>
-              <w:t>(не более 400 мм от</w:t>
-            </w:r>
-            <w:r>
-              <w:rPr>
-                <w:rFonts w:ascii="Times New Roman" w:hAnsi="Times New Roman" w:cs="Times New Roman"/>
-                <w:sz w:val="24"/>
-                <w:szCs w:val="24"/>
-              </w:rPr>
-              <w:t xml:space="preserve"> края</w:t>
-            </w:r>
-            <w:r>
-              <w:rPr>
-                <w:rFonts w:ascii="Times New Roman" w:hAnsi="Times New Roman" w:cs="Times New Roman"/>
-                <w:sz w:val="24"/>
-                <w:szCs w:val="24"/>
-              </w:rPr>
-              <w:t xml:space="preserve"> габаритной ширины ТС)</w:t>
+              <w:t>(не более 400 мм от края габаритной ширины ТС)</w:t>
             </w:r>
           </w:p>
         </w:tc>
@@ -5942,6 +5928,14 @@
               </w:rPr>
               <w:t>Левая</w:t>
             </w:r>
+            <w:r>
+              <w:rPr>
+                <w:rFonts w:ascii="Times New Roman" w:hAnsi="Times New Roman" w:cs="Times New Roman"/>
+                <w:sz w:val="24"/>
+                <w:szCs w:val="24"/>
+              </w:rPr>
+              <w:t xml:space="preserve"> передняя </w:t>
+            </w:r>
           </w:p>
         </w:tc>
         <w:tc>
@@ -5976,15 +5970,12 @@
       </w:tr>
       <w:tr>
         <w:trPr>
-          <w:trHeight w:val="553"/>
-        </w:trPr>
-        <w:tc>
-          <w:tcPr>
-            <w:tcW w:w="3741" w:type="dxa"/>
+          <w:trHeight w:val="559"/>
+        </w:trPr>
+        <w:tc>
+          <w:tcPr>
+            <w:tcW w:w="3738" w:type="dxa"/>
             <w:vMerge/>
-            <w:tcBorders>
-              <w:bottom w:val="single" w:sz="4" w:space="0" w:color="auto"/>
-            </w:tcBorders>
             <w:vAlign w:val="center"/>
           </w:tcPr>
           <w:p>
@@ -6022,13 +6013,13 @@
                 <w:sz w:val="24"/>
                 <w:szCs w:val="24"/>
               </w:rPr>
-              <w:t>Правая</w:t>
-            </w:r>
-          </w:p>
-        </w:tc>
-        <w:tc>
-          <w:tcPr>
-            <w:tcW w:w="2760" w:type="dxa"/>
+              <w:t xml:space="preserve">Левая задняя </w:t>
+            </w:r>
+          </w:p>
+        </w:tc>
+        <w:tc>
+          <w:tcPr>
+            <w:tcW w:w="2763" w:type="dxa"/>
             <w:gridSpan w:val="6"/>
             <w:tcBorders>
               <w:top w:val="single" w:sz="4" w:space="0" w:color="auto"/>
@@ -6058,50 +6049,22 @@
       </w:tr>
       <w:tr>
         <w:trPr>
-          <w:trHeight w:val="564"/>
-        </w:trPr>
-        <w:tc>
-          <w:tcPr>
-            <w:tcW w:w="3741" w:type="dxa"/>
-            <w:vMerge w:val="restart"/>
-            <w:tcBorders>
-              <w:top w:val="single" w:sz="4" w:space="0" w:color="auto"/>
-            </w:tcBorders>
-            <w:vAlign w:val="center"/>
-          </w:tcPr>
-          <w:p>
-            <w:pPr>
-              <w:rPr>
-                <w:rFonts w:ascii="Times New Roman" w:hAnsi="Times New Roman" w:cs="Times New Roman"/>
-                <w:sz w:val="24"/>
-                <w:szCs w:val="24"/>
-              </w:rPr>
-            </w:pPr>
-            <w:r>
-              <w:rPr>
-                <w:rFonts w:ascii="Times New Roman" w:hAnsi="Times New Roman" w:cs="Times New Roman"/>
-                <w:sz w:val="24"/>
-                <w:szCs w:val="24"/>
-              </w:rPr>
-              <w:t>Установка основных сигналов торможения по высоте</w:t>
-            </w:r>
-          </w:p>
-          <w:p>
-            <w:pPr>
-              <w:rPr>
-                <w:rFonts w:ascii="Times New Roman" w:hAnsi="Times New Roman" w:cs="Times New Roman"/>
-                <w:sz w:val="24"/>
-                <w:szCs w:val="24"/>
-              </w:rPr>
-            </w:pPr>
-            <w:r>
-              <w:rPr>
-                <w:rFonts w:ascii="Times New Roman" w:hAnsi="Times New Roman" w:cs="Times New Roman"/>
-                <w:sz w:val="24"/>
-                <w:szCs w:val="24"/>
-              </w:rPr>
-              <w:t>(от 350 мм до 1500 мм)</w:t>
-            </w:r>
+          <w:trHeight w:val="559"/>
+        </w:trPr>
+        <w:tc>
+          <w:tcPr>
+            <w:tcW w:w="3738" w:type="dxa"/>
+            <w:vMerge/>
+            <w:vAlign w:val="center"/>
+          </w:tcPr>
+          <w:p>
+            <w:pPr>
+              <w:rPr>
+                <w:rFonts w:ascii="Times New Roman" w:hAnsi="Times New Roman" w:cs="Times New Roman"/>
+                <w:sz w:val="24"/>
+                <w:szCs w:val="24"/>
+              </w:rPr>
+            </w:pPr>
           </w:p>
         </w:tc>
         <w:tc>
@@ -6129,13 +6092,13 @@
                 <w:sz w:val="24"/>
                 <w:szCs w:val="24"/>
               </w:rPr>
-              <w:t>Верхняя точка</w:t>
-            </w:r>
-          </w:p>
-        </w:tc>
-        <w:tc>
-          <w:tcPr>
-            <w:tcW w:w="2760" w:type="dxa"/>
+              <w:t xml:space="preserve">Правая передняя </w:t>
+            </w:r>
+          </w:p>
+        </w:tc>
+        <w:tc>
+          <w:tcPr>
+            <w:tcW w:w="2763" w:type="dxa"/>
             <w:gridSpan w:val="6"/>
             <w:tcBorders>
               <w:top w:val="single" w:sz="4" w:space="0" w:color="auto"/>
@@ -6165,11 +6128,11 @@
       </w:tr>
       <w:tr>
         <w:trPr>
-          <w:trHeight w:val="545"/>
-        </w:trPr>
-        <w:tc>
-          <w:tcPr>
-            <w:tcW w:w="3741" w:type="dxa"/>
+          <w:trHeight w:val="553"/>
+        </w:trPr>
+        <w:tc>
+          <w:tcPr>
+            <w:tcW w:w="3738" w:type="dxa"/>
             <w:vMerge/>
             <w:tcBorders>
               <w:bottom w:val="single" w:sz="4" w:space="0" w:color="auto"/>
@@ -6211,13 +6174,13 @@
                 <w:sz w:val="24"/>
                 <w:szCs w:val="24"/>
               </w:rPr>
-              <w:t>Нижняя точка</w:t>
-            </w:r>
-          </w:p>
-        </w:tc>
-        <w:tc>
-          <w:tcPr>
-            <w:tcW w:w="2760" w:type="dxa"/>
+              <w:t>Правая задняя</w:t>
+            </w:r>
+          </w:p>
+        </w:tc>
+        <w:tc>
+          <w:tcPr>
+            <w:tcW w:w="2763" w:type="dxa"/>
             <w:gridSpan w:val="6"/>
             <w:tcBorders>
               <w:top w:val="single" w:sz="4" w:space="0" w:color="auto"/>
@@ -6247,11 +6210,11 @@
       </w:tr>
       <w:tr>
         <w:trPr>
-          <w:trHeight w:val="579"/>
-        </w:trPr>
-        <w:tc>
-          <w:tcPr>
-            <w:tcW w:w="3741" w:type="dxa"/>
+          <w:trHeight w:val="564"/>
+        </w:trPr>
+        <w:tc>
+          <w:tcPr>
+            <w:tcW w:w="3738" w:type="dxa"/>
             <w:vMerge w:val="restart"/>
             <w:tcBorders>
               <w:top w:val="single" w:sz="4" w:space="0" w:color="auto"/>
@@ -6272,24 +6235,24 @@
                 <w:sz w:val="24"/>
                 <w:szCs w:val="24"/>
               </w:rPr>
-              <w:t>Установка основных сигналов торможения по ширине</w:t>
-            </w:r>
-          </w:p>
-          <w:p>
-            <w:pPr>
-              <w:rPr>
-                <w:rFonts w:ascii="Times New Roman" w:hAnsi="Times New Roman" w:cs="Times New Roman"/>
-                <w:sz w:val="24"/>
-                <w:szCs w:val="24"/>
-              </w:rPr>
-            </w:pPr>
-            <w:r>
-              <w:rPr>
-                <w:rFonts w:ascii="Times New Roman" w:hAnsi="Times New Roman" w:cs="Times New Roman"/>
-                <w:sz w:val="24"/>
-                <w:szCs w:val="24"/>
-              </w:rPr>
-              <w:t>(не более 400 мм от края габаритной ширины ТС)</w:t>
+              <w:t>Установка основных сигналов торможения по высоте</w:t>
+            </w:r>
+          </w:p>
+          <w:p>
+            <w:pPr>
+              <w:rPr>
+                <w:rFonts w:ascii="Times New Roman" w:hAnsi="Times New Roman" w:cs="Times New Roman"/>
+                <w:sz w:val="24"/>
+                <w:szCs w:val="24"/>
+              </w:rPr>
+            </w:pPr>
+            <w:r>
+              <w:rPr>
+                <w:rFonts w:ascii="Times New Roman" w:hAnsi="Times New Roman" w:cs="Times New Roman"/>
+                <w:sz w:val="24"/>
+                <w:szCs w:val="24"/>
+              </w:rPr>
+              <w:t>(от 350 мм до 1500 мм)</w:t>
             </w:r>
           </w:p>
         </w:tc>
@@ -6318,13 +6281,13 @@
                 <w:sz w:val="24"/>
                 <w:szCs w:val="24"/>
               </w:rPr>
-              <w:t>Левая</w:t>
-            </w:r>
-          </w:p>
-        </w:tc>
-        <w:tc>
-          <w:tcPr>
-            <w:tcW w:w="2760" w:type="dxa"/>
+              <w:t>Верхняя точка</w:t>
+            </w:r>
+          </w:p>
+        </w:tc>
+        <w:tc>
+          <w:tcPr>
+            <w:tcW w:w="2763" w:type="dxa"/>
             <w:gridSpan w:val="6"/>
             <w:tcBorders>
               <w:top w:val="single" w:sz="4" w:space="0" w:color="auto"/>
@@ -6354,11 +6317,11 @@
       </w:tr>
       <w:tr>
         <w:trPr>
-          <w:trHeight w:val="579"/>
-        </w:trPr>
-        <w:tc>
-          <w:tcPr>
-            <w:tcW w:w="3741" w:type="dxa"/>
+          <w:trHeight w:val="545"/>
+        </w:trPr>
+        <w:tc>
+          <w:tcPr>
+            <w:tcW w:w="3738" w:type="dxa"/>
             <w:vMerge/>
             <w:tcBorders>
               <w:bottom w:val="single" w:sz="4" w:space="0" w:color="auto"/>
@@ -6400,13 +6363,13 @@
                 <w:sz w:val="24"/>
                 <w:szCs w:val="24"/>
               </w:rPr>
-              <w:t>Правая</w:t>
-            </w:r>
-          </w:p>
-        </w:tc>
-        <w:tc>
-          <w:tcPr>
-            <w:tcW w:w="2760" w:type="dxa"/>
+              <w:t>Нижняя точка</w:t>
+            </w:r>
+          </w:p>
+        </w:tc>
+        <w:tc>
+          <w:tcPr>
+            <w:tcW w:w="2763" w:type="dxa"/>
             <w:gridSpan w:val="6"/>
             <w:tcBorders>
               <w:top w:val="single" w:sz="4" w:space="0" w:color="auto"/>
@@ -6436,11 +6399,11 @@
       </w:tr>
       <w:tr>
         <w:trPr>
-          <w:trHeight w:val="574"/>
-        </w:trPr>
-        <w:tc>
-          <w:tcPr>
-            <w:tcW w:w="3741" w:type="dxa"/>
+          <w:trHeight w:val="579"/>
+        </w:trPr>
+        <w:tc>
+          <w:tcPr>
+            <w:tcW w:w="3738" w:type="dxa"/>
             <w:vMerge w:val="restart"/>
             <w:tcBorders>
               <w:top w:val="single" w:sz="4" w:space="0" w:color="auto"/>
@@ -6461,33 +6424,24 @@
                 <w:sz w:val="24"/>
                 <w:szCs w:val="24"/>
               </w:rPr>
-              <w:t>Установка дополнительного сигнала торможения</w:t>
-            </w:r>
-          </w:p>
-          <w:p>
-            <w:pPr>
-              <w:rPr>
-                <w:rFonts w:ascii="Times New Roman" w:hAnsi="Times New Roman" w:cs="Times New Roman"/>
-                <w:sz w:val="24"/>
-                <w:szCs w:val="24"/>
-              </w:rPr>
-            </w:pPr>
-            <w:r>
-              <w:rPr>
-                <w:rFonts w:ascii="Times New Roman" w:hAnsi="Times New Roman" w:cs="Times New Roman"/>
-                <w:sz w:val="24"/>
-                <w:szCs w:val="24"/>
-              </w:rPr>
-              <w:t xml:space="preserve">(не более 150 мм от покрытия заднего стекла, не менее 850 мм </w:t>
-            </w:r>
-            <w:r>
-              <w:rPr>
-                <w:rFonts w:ascii="Times New Roman" w:hAnsi="Times New Roman" w:cs="Times New Roman"/>
-                <w:sz w:val="24"/>
-                <w:szCs w:val="24"/>
-              </w:rPr>
-              <w:lastRenderedPageBreak/>
-              <w:t>от уровня пола, смещение оптического центра не более 150 мм)</w:t>
+              <w:t>Установка основных сигналов торможения по ширине</w:t>
+            </w:r>
+          </w:p>
+          <w:p>
+            <w:pPr>
+              <w:rPr>
+                <w:rFonts w:ascii="Times New Roman" w:hAnsi="Times New Roman" w:cs="Times New Roman"/>
+                <w:sz w:val="24"/>
+                <w:szCs w:val="24"/>
+              </w:rPr>
+            </w:pPr>
+            <w:r>
+              <w:rPr>
+                <w:rFonts w:ascii="Times New Roman" w:hAnsi="Times New Roman" w:cs="Times New Roman"/>
+                <w:sz w:val="24"/>
+                <w:szCs w:val="24"/>
+              </w:rPr>
+              <w:t>(не более 400 мм от края габаритной ширины ТС)</w:t>
             </w:r>
           </w:p>
         </w:tc>
@@ -6498,37 +6452,35 @@
             <w:tcBorders>
               <w:top w:val="single" w:sz="4" w:space="0" w:color="auto"/>
               <w:bottom w:val="single" w:sz="4" w:space="0" w:color="auto"/>
-              <w:right w:val="single" w:sz="4" w:space="0" w:color="auto"/>
-            </w:tcBorders>
-            <w:vAlign w:val="center"/>
-          </w:tcPr>
-          <w:p>
-            <w:pPr>
-              <w:jc w:val="center"/>
-              <w:rPr>
-                <w:rFonts w:ascii="Times New Roman" w:hAnsi="Times New Roman" w:cs="Times New Roman"/>
-                <w:sz w:val="24"/>
-                <w:szCs w:val="24"/>
-              </w:rPr>
-            </w:pPr>
-            <w:r>
-              <w:rPr>
-                <w:rFonts w:ascii="Times New Roman" w:hAnsi="Times New Roman" w:cs="Times New Roman"/>
-                <w:sz w:val="24"/>
-                <w:szCs w:val="24"/>
-              </w:rPr>
-              <w:lastRenderedPageBreak/>
-              <w:t>От нижнего края покрытия заднего стекла</w:t>
-            </w:r>
-          </w:p>
-        </w:tc>
-        <w:tc>
-          <w:tcPr>
-            <w:tcW w:w="2760" w:type="dxa"/>
+            </w:tcBorders>
+            <w:vAlign w:val="center"/>
+          </w:tcPr>
+          <w:p>
+            <w:pPr>
+              <w:jc w:val="center"/>
+              <w:rPr>
+                <w:rFonts w:ascii="Times New Roman" w:hAnsi="Times New Roman" w:cs="Times New Roman"/>
+                <w:sz w:val="24"/>
+                <w:szCs w:val="24"/>
+              </w:rPr>
+            </w:pPr>
+            <w:r>
+              <w:rPr>
+                <w:rFonts w:ascii="Times New Roman" w:hAnsi="Times New Roman" w:cs="Times New Roman"/>
+                <w:sz w:val="24"/>
+                <w:szCs w:val="24"/>
+              </w:rPr>
+              <w:t>Левая</w:t>
+            </w:r>
+          </w:p>
+        </w:tc>
+        <w:tc>
+          <w:tcPr>
+            <w:tcW w:w="2763" w:type="dxa"/>
             <w:gridSpan w:val="6"/>
             <w:tcBorders>
               <w:top w:val="single" w:sz="4" w:space="0" w:color="auto"/>
-              <w:left w:val="single" w:sz="4" w:space="0" w:color="auto"/>
+              <w:bottom w:val="single" w:sz="4" w:space="0" w:color="auto"/>
             </w:tcBorders>
             <w:vAlign w:val="center"/>
           </w:tcPr>
@@ -6554,12 +6506,15 @@
       </w:tr>
       <w:tr>
         <w:trPr>
-          <w:trHeight w:val="574"/>
-        </w:trPr>
-        <w:tc>
-          <w:tcPr>
-            <w:tcW w:w="3741" w:type="dxa"/>
+          <w:trHeight w:val="579"/>
+        </w:trPr>
+        <w:tc>
+          <w:tcPr>
+            <w:tcW w:w="3738" w:type="dxa"/>
             <w:vMerge/>
+            <w:tcBorders>
+              <w:bottom w:val="single" w:sz="4" w:space="0" w:color="auto"/>
+            </w:tcBorders>
             <w:vAlign w:val="center"/>
           </w:tcPr>
           <w:p>
@@ -6579,35 +6534,35 @@
             <w:tcBorders>
               <w:top w:val="single" w:sz="4" w:space="0" w:color="auto"/>
               <w:bottom w:val="single" w:sz="4" w:space="0" w:color="auto"/>
-              <w:right w:val="single" w:sz="4" w:space="0" w:color="auto"/>
-            </w:tcBorders>
-            <w:vAlign w:val="center"/>
-          </w:tcPr>
-          <w:p>
-            <w:pPr>
-              <w:jc w:val="center"/>
-              <w:rPr>
-                <w:rFonts w:ascii="Times New Roman" w:hAnsi="Times New Roman" w:cs="Times New Roman"/>
-                <w:sz w:val="24"/>
-                <w:szCs w:val="24"/>
-              </w:rPr>
-            </w:pPr>
-            <w:r>
-              <w:rPr>
-                <w:rFonts w:ascii="Times New Roman" w:hAnsi="Times New Roman" w:cs="Times New Roman"/>
-                <w:sz w:val="24"/>
-                <w:szCs w:val="24"/>
-              </w:rPr>
-              <w:t>От уровня опорной поверхности</w:t>
-            </w:r>
-          </w:p>
-        </w:tc>
-        <w:tc>
-          <w:tcPr>
-            <w:tcW w:w="2760" w:type="dxa"/>
+            </w:tcBorders>
+            <w:vAlign w:val="center"/>
+          </w:tcPr>
+          <w:p>
+            <w:pPr>
+              <w:jc w:val="center"/>
+              <w:rPr>
+                <w:rFonts w:ascii="Times New Roman" w:hAnsi="Times New Roman" w:cs="Times New Roman"/>
+                <w:sz w:val="24"/>
+                <w:szCs w:val="24"/>
+              </w:rPr>
+            </w:pPr>
+            <w:r>
+              <w:rPr>
+                <w:rFonts w:ascii="Times New Roman" w:hAnsi="Times New Roman" w:cs="Times New Roman"/>
+                <w:sz w:val="24"/>
+                <w:szCs w:val="24"/>
+              </w:rPr>
+              <w:t>Правая</w:t>
+            </w:r>
+          </w:p>
+        </w:tc>
+        <w:tc>
+          <w:tcPr>
+            <w:tcW w:w="2763" w:type="dxa"/>
             <w:gridSpan w:val="6"/>
             <w:tcBorders>
-              <w:left w:val="single" w:sz="4" w:space="0" w:color="auto"/>
+              <w:top w:val="single" w:sz="4" w:space="0" w:color="auto"/>
+              <w:bottom w:val="single" w:sz="4" w:space="0" w:color="auto"/>
             </w:tcBorders>
             <w:vAlign w:val="center"/>
           </w:tcPr>
@@ -6637,21 +6592,47 @@
         </w:trPr>
         <w:tc>
           <w:tcPr>
-            <w:tcW w:w="3741" w:type="dxa"/>
-            <w:vMerge/>
-            <w:tcBorders>
-              <w:bottom w:val="single" w:sz="4" w:space="0" w:color="auto"/>
-            </w:tcBorders>
-            <w:vAlign w:val="center"/>
-          </w:tcPr>
-          <w:p>
-            <w:pPr>
-              <w:rPr>
-                <w:rFonts w:ascii="Times New Roman" w:hAnsi="Times New Roman" w:cs="Times New Roman"/>
-                <w:sz w:val="24"/>
-                <w:szCs w:val="24"/>
-              </w:rPr>
-            </w:pPr>
+            <w:tcW w:w="3738" w:type="dxa"/>
+            <w:vMerge w:val="restart"/>
+            <w:tcBorders>
+              <w:top w:val="single" w:sz="4" w:space="0" w:color="auto"/>
+            </w:tcBorders>
+            <w:vAlign w:val="center"/>
+          </w:tcPr>
+          <w:p>
+            <w:pPr>
+              <w:rPr>
+                <w:rFonts w:ascii="Times New Roman" w:hAnsi="Times New Roman" w:cs="Times New Roman"/>
+                <w:sz w:val="24"/>
+                <w:szCs w:val="24"/>
+              </w:rPr>
+            </w:pPr>
+            <w:r>
+              <w:rPr>
+                <w:rFonts w:ascii="Times New Roman" w:hAnsi="Times New Roman" w:cs="Times New Roman"/>
+                <w:sz w:val="24"/>
+                <w:szCs w:val="24"/>
+              </w:rPr>
+              <w:lastRenderedPageBreak/>
+              <w:t>Установка дополнительного сигнала торможения</w:t>
+            </w:r>
+          </w:p>
+          <w:p>
+            <w:pPr>
+              <w:rPr>
+                <w:rFonts w:ascii="Times New Roman" w:hAnsi="Times New Roman" w:cs="Times New Roman"/>
+                <w:sz w:val="24"/>
+                <w:szCs w:val="24"/>
+              </w:rPr>
+            </w:pPr>
+            <w:r>
+              <w:rPr>
+                <w:rFonts w:ascii="Times New Roman" w:hAnsi="Times New Roman" w:cs="Times New Roman"/>
+                <w:sz w:val="24"/>
+                <w:szCs w:val="24"/>
+              </w:rPr>
+              <w:t>(не более 150 мм от покрытия заднего стекла, не менее 850 мм от уровня пола, смещение оптического центра не более 150 мм)</w:t>
+            </w:r>
           </w:p>
         </w:tc>
         <w:tc>
@@ -6680,17 +6661,17 @@
                 <w:sz w:val="24"/>
                 <w:szCs w:val="24"/>
               </w:rPr>
-              <w:t>Смещение оптического центра</w:t>
-            </w:r>
-          </w:p>
-        </w:tc>
-        <w:tc>
-          <w:tcPr>
-            <w:tcW w:w="2760" w:type="dxa"/>
+              <w:t>От нижнего края покрытия заднего стекла</w:t>
+            </w:r>
+          </w:p>
+        </w:tc>
+        <w:tc>
+          <w:tcPr>
+            <w:tcW w:w="2763" w:type="dxa"/>
             <w:gridSpan w:val="6"/>
             <w:tcBorders>
+              <w:top w:val="single" w:sz="4" w:space="0" w:color="auto"/>
               <w:left w:val="single" w:sz="4" w:space="0" w:color="auto"/>
-              <w:bottom w:val="single" w:sz="4" w:space="0" w:color="auto"/>
             </w:tcBorders>
             <w:vAlign w:val="center"/>
           </w:tcPr>
@@ -6716,51 +6697,22 @@
       </w:tr>
       <w:tr>
         <w:trPr>
-          <w:trHeight w:val="621"/>
-        </w:trPr>
-        <w:tc>
-          <w:tcPr>
-            <w:tcW w:w="3741" w:type="dxa"/>
-            <w:vMerge w:val="restart"/>
-            <w:tcBorders>
-              <w:top w:val="single" w:sz="4" w:space="0" w:color="auto"/>
-            </w:tcBorders>
-            <w:vAlign w:val="center"/>
-          </w:tcPr>
-          <w:p>
-            <w:pPr>
-              <w:rPr>
-                <w:rFonts w:ascii="Times New Roman" w:hAnsi="Times New Roman" w:cs="Times New Roman"/>
-                <w:sz w:val="24"/>
-                <w:szCs w:val="24"/>
-              </w:rPr>
-            </w:pPr>
-            <w:r>
-              <w:rPr>
-                <w:rFonts w:ascii="Times New Roman" w:hAnsi="Times New Roman" w:cs="Times New Roman"/>
-                <w:sz w:val="24"/>
-                <w:szCs w:val="24"/>
-              </w:rPr>
-              <w:lastRenderedPageBreak/>
-              <w:t>Установка задних ПТФ по высоте</w:t>
-            </w:r>
-          </w:p>
-          <w:p>
-            <w:pPr>
-              <w:rPr>
-                <w:rFonts w:ascii="Times New Roman" w:hAnsi="Times New Roman" w:cs="Times New Roman"/>
-                <w:sz w:val="24"/>
-                <w:szCs w:val="24"/>
-              </w:rPr>
-            </w:pPr>
-            <w:r>
-              <w:rPr>
-                <w:rFonts w:ascii="Times New Roman" w:hAnsi="Times New Roman" w:cs="Times New Roman"/>
-                <w:sz w:val="24"/>
-                <w:szCs w:val="24"/>
-              </w:rPr>
-              <w:t>(от 250 мм до 1000 мм)</w:t>
-            </w:r>
+          <w:trHeight w:val="574"/>
+        </w:trPr>
+        <w:tc>
+          <w:tcPr>
+            <w:tcW w:w="3738" w:type="dxa"/>
+            <w:vMerge/>
+            <w:vAlign w:val="center"/>
+          </w:tcPr>
+          <w:p>
+            <w:pPr>
+              <w:rPr>
+                <w:rFonts w:ascii="Times New Roman" w:hAnsi="Times New Roman" w:cs="Times New Roman"/>
+                <w:sz w:val="24"/>
+                <w:szCs w:val="24"/>
+              </w:rPr>
+            </w:pPr>
           </w:p>
         </w:tc>
         <w:tc>
@@ -6789,16 +6741,15 @@
                 <w:sz w:val="24"/>
                 <w:szCs w:val="24"/>
               </w:rPr>
-              <w:t>Верхняя точка</w:t>
-            </w:r>
-          </w:p>
-        </w:tc>
-        <w:tc>
-          <w:tcPr>
-            <w:tcW w:w="2760" w:type="dxa"/>
+              <w:t>От уровня опорной поверхности</w:t>
+            </w:r>
+          </w:p>
+        </w:tc>
+        <w:tc>
+          <w:tcPr>
+            <w:tcW w:w="2763" w:type="dxa"/>
             <w:gridSpan w:val="6"/>
             <w:tcBorders>
-              <w:top w:val="single" w:sz="4" w:space="0" w:color="auto"/>
               <w:left w:val="single" w:sz="4" w:space="0" w:color="auto"/>
             </w:tcBorders>
             <w:vAlign w:val="center"/>
@@ -6825,11 +6776,11 @@
       </w:tr>
       <w:tr>
         <w:trPr>
-          <w:trHeight w:val="557"/>
-        </w:trPr>
-        <w:tc>
-          <w:tcPr>
-            <w:tcW w:w="3741" w:type="dxa"/>
+          <w:trHeight w:val="574"/>
+        </w:trPr>
+        <w:tc>
+          <w:tcPr>
+            <w:tcW w:w="3738" w:type="dxa"/>
             <w:vMerge/>
             <w:tcBorders>
               <w:bottom w:val="single" w:sz="4" w:space="0" w:color="auto"/>
@@ -6872,13 +6823,13 @@
                 <w:sz w:val="24"/>
                 <w:szCs w:val="24"/>
               </w:rPr>
-              <w:t>Нижняя точка</w:t>
-            </w:r>
-          </w:p>
-        </w:tc>
-        <w:tc>
-          <w:tcPr>
-            <w:tcW w:w="2760" w:type="dxa"/>
+              <w:t>Смещение оптического центра</w:t>
+            </w:r>
+          </w:p>
+        </w:tc>
+        <w:tc>
+          <w:tcPr>
+            <w:tcW w:w="2763" w:type="dxa"/>
             <w:gridSpan w:val="6"/>
             <w:tcBorders>
               <w:left w:val="single" w:sz="4" w:space="0" w:color="auto"/>
@@ -6908,32 +6859,49 @@
       </w:tr>
       <w:tr>
         <w:trPr>
-          <w:trHeight w:val="567"/>
-        </w:trPr>
-        <w:tc>
-          <w:tcPr>
-            <w:tcW w:w="3741" w:type="dxa"/>
-            <w:tcBorders>
-              <w:top w:val="single" w:sz="4" w:space="0" w:color="auto"/>
-              <w:bottom w:val="single" w:sz="4" w:space="0" w:color="auto"/>
-            </w:tcBorders>
-            <w:vAlign w:val="center"/>
-          </w:tcPr>
-          <w:p>
-            <w:pPr>
-              <w:rPr>
-                <w:rFonts w:ascii="Times New Roman" w:hAnsi="Times New Roman" w:cs="Times New Roman"/>
-                <w:sz w:val="24"/>
-                <w:szCs w:val="24"/>
-              </w:rPr>
-            </w:pPr>
-            <w:r>
-              <w:rPr>
-                <w:rFonts w:ascii="Times New Roman" w:hAnsi="Times New Roman" w:cs="Times New Roman"/>
-                <w:sz w:val="24"/>
-                <w:szCs w:val="24"/>
-              </w:rPr>
-              <w:t>Омыватели фар</w:t>
+          <w:trHeight w:val="621"/>
+        </w:trPr>
+        <w:tc>
+          <w:tcPr>
+            <w:tcW w:w="3738" w:type="dxa"/>
+            <w:vMerge w:val="restart"/>
+            <w:tcBorders>
+              <w:top w:val="single" w:sz="4" w:space="0" w:color="auto"/>
+            </w:tcBorders>
+            <w:vAlign w:val="center"/>
+          </w:tcPr>
+          <w:p>
+            <w:pPr>
+              <w:rPr>
+                <w:rFonts w:ascii="Times New Roman" w:hAnsi="Times New Roman" w:cs="Times New Roman"/>
+                <w:sz w:val="24"/>
+                <w:szCs w:val="24"/>
+              </w:rPr>
+            </w:pPr>
+            <w:r>
+              <w:rPr>
+                <w:rFonts w:ascii="Times New Roman" w:hAnsi="Times New Roman" w:cs="Times New Roman"/>
+                <w:sz w:val="24"/>
+                <w:szCs w:val="24"/>
+              </w:rPr>
+              <w:t>Установка задних ПТФ по высоте</w:t>
+            </w:r>
+          </w:p>
+          <w:p>
+            <w:pPr>
+              <w:rPr>
+                <w:rFonts w:ascii="Times New Roman" w:hAnsi="Times New Roman" w:cs="Times New Roman"/>
+                <w:sz w:val="24"/>
+                <w:szCs w:val="24"/>
+              </w:rPr>
+            </w:pPr>
+            <w:r>
+              <w:rPr>
+                <w:rFonts w:ascii="Times New Roman" w:hAnsi="Times New Roman" w:cs="Times New Roman"/>
+                <w:sz w:val="24"/>
+                <w:szCs w:val="24"/>
+              </w:rPr>
+              <w:t>(от 250 мм до 1000 мм)</w:t>
             </w:r>
           </w:p>
         </w:tc>
@@ -6963,156 +6931,61 @@
                 <w:sz w:val="24"/>
                 <w:szCs w:val="24"/>
               </w:rPr>
-              <w:t>Наличие</w:t>
-            </w:r>
-          </w:p>
-        </w:tc>
-        <w:tc>
-          <w:tcPr>
-            <w:tcW w:w="2760" w:type="dxa"/>
+              <w:t>Верхняя точка</w:t>
+            </w:r>
+          </w:p>
+        </w:tc>
+        <w:tc>
+          <w:tcPr>
+            <w:tcW w:w="2763" w:type="dxa"/>
             <w:gridSpan w:val="6"/>
             <w:tcBorders>
               <w:top w:val="single" w:sz="4" w:space="0" w:color="auto"/>
               <w:left w:val="single" w:sz="4" w:space="0" w:color="auto"/>
-              <w:bottom w:val="single" w:sz="4" w:space="0" w:color="auto"/>
-            </w:tcBorders>
-            <w:vAlign w:val="center"/>
-          </w:tcPr>
-          <w:p>
-            <w:pPr>
-              <w:jc w:val="center"/>
-              <w:rPr>
-                <w:rFonts w:ascii="Times New Roman" w:hAnsi="Times New Roman" w:cs="Times New Roman"/>
-                <w:sz w:val="24"/>
-                <w:szCs w:val="24"/>
-              </w:rPr>
-            </w:pPr>
-            <w:r>
-              <w:rPr>
-                <w:rFonts w:ascii="Times New Roman" w:hAnsi="Times New Roman" w:cs="Times New Roman"/>
-                <w:sz w:val="24"/>
-                <w:szCs w:val="24"/>
-              </w:rPr>
-              <w:t>Отсутствие</w:t>
-            </w:r>
-          </w:p>
-        </w:tc>
-      </w:tr>
-      <w:tr>
-        <w:trPr>
-          <w:trHeight w:val="577"/>
-        </w:trPr>
-        <w:tc>
-          <w:tcPr>
-            <w:tcW w:w="3741" w:type="dxa"/>
-            <w:vMerge w:val="restart"/>
-            <w:tcBorders>
-              <w:top w:val="single" w:sz="4" w:space="0" w:color="auto"/>
-            </w:tcBorders>
-            <w:vAlign w:val="center"/>
-          </w:tcPr>
-          <w:p>
-            <w:pPr>
-              <w:rPr>
-                <w:rFonts w:ascii="Times New Roman" w:hAnsi="Times New Roman" w:cs="Times New Roman"/>
-                <w:sz w:val="24"/>
-                <w:szCs w:val="24"/>
-              </w:rPr>
-            </w:pPr>
-            <w:r>
-              <w:rPr>
-                <w:rFonts w:ascii="Times New Roman" w:hAnsi="Times New Roman" w:cs="Times New Roman"/>
-                <w:sz w:val="24"/>
-                <w:szCs w:val="24"/>
-              </w:rPr>
-              <w:t>Сила света фар.</w:t>
-            </w:r>
-          </w:p>
-          <w:p>
-            <w:pPr>
-              <w:ind w:right="-103"/>
-              <w:rPr>
-                <w:rFonts w:ascii="Times New Roman" w:hAnsi="Times New Roman" w:cs="Times New Roman"/>
-                <w:sz w:val="24"/>
-                <w:szCs w:val="24"/>
-              </w:rPr>
-            </w:pPr>
-            <w:r>
-              <w:rPr>
-                <w:rFonts w:ascii="Times New Roman" w:hAnsi="Times New Roman" w:cs="Times New Roman"/>
-                <w:sz w:val="24"/>
-                <w:szCs w:val="24"/>
-              </w:rPr>
-              <w:t>Ближний 34</w:t>
-            </w:r>
-            <w:r>
-              <w:rPr>
-                <w:rFonts w:ascii="Times New Roman" w:hAnsi="Times New Roman" w:cs="Times New Roman"/>
-                <w:sz w:val="24"/>
-                <w:szCs w:val="24"/>
-              </w:rPr>
-              <w:t>’</w:t>
-            </w:r>
-            <w:r>
-              <w:rPr>
-                <w:rFonts w:ascii="Times New Roman" w:hAnsi="Times New Roman" w:cs="Times New Roman"/>
-                <w:sz w:val="24"/>
-                <w:szCs w:val="24"/>
-              </w:rPr>
-              <w:t xml:space="preserve"> вверх – не более 750 кд</w:t>
-            </w:r>
-          </w:p>
-          <w:p>
-            <w:pPr>
-              <w:ind w:right="-103"/>
-              <w:rPr>
-                <w:rFonts w:ascii="Times New Roman" w:hAnsi="Times New Roman" w:cs="Times New Roman"/>
-                <w:sz w:val="24"/>
-                <w:szCs w:val="24"/>
-              </w:rPr>
-            </w:pPr>
-            <w:r>
-              <w:rPr>
-                <w:rFonts w:ascii="Times New Roman" w:hAnsi="Times New Roman" w:cs="Times New Roman"/>
-                <w:sz w:val="24"/>
-                <w:szCs w:val="24"/>
-              </w:rPr>
-              <w:t>Ближний 54</w:t>
-            </w:r>
-            <w:r>
-              <w:rPr>
-                <w:rFonts w:ascii="Times New Roman" w:hAnsi="Times New Roman" w:cs="Times New Roman"/>
-                <w:sz w:val="24"/>
-                <w:szCs w:val="24"/>
-              </w:rPr>
-              <w:t>’</w:t>
-            </w:r>
-            <w:r>
-              <w:rPr>
-                <w:rFonts w:ascii="Times New Roman" w:hAnsi="Times New Roman" w:cs="Times New Roman"/>
-                <w:sz w:val="24"/>
-                <w:szCs w:val="24"/>
-              </w:rPr>
-              <w:t xml:space="preserve"> вниз – не менее 1600 кд</w:t>
-            </w:r>
-          </w:p>
-          <w:p>
-            <w:pPr>
-              <w:ind w:right="-103"/>
-              <w:rPr>
-                <w:rFonts w:ascii="Times New Roman" w:hAnsi="Times New Roman" w:cs="Times New Roman"/>
-                <w:sz w:val="24"/>
-                <w:szCs w:val="24"/>
-              </w:rPr>
-            </w:pPr>
-            <w:r>
-              <w:rPr>
-                <w:rFonts w:ascii="Times New Roman" w:hAnsi="Times New Roman" w:cs="Times New Roman"/>
-                <w:sz w:val="24"/>
-                <w:szCs w:val="24"/>
-              </w:rPr>
-              <w:t xml:space="preserve">Дальний – не более 300 000 кд </w:t>
-            </w:r>
+            </w:tcBorders>
+            <w:vAlign w:val="center"/>
+          </w:tcPr>
+          <w:p>
+            <w:pPr>
+              <w:jc w:val="right"/>
+              <w:rPr>
+                <w:rFonts w:ascii="Times New Roman" w:hAnsi="Times New Roman" w:cs="Times New Roman"/>
+                <w:sz w:val="24"/>
+                <w:szCs w:val="24"/>
+              </w:rPr>
+            </w:pPr>
+            <w:r>
+              <w:rPr>
+                <w:rFonts w:ascii="Times New Roman" w:hAnsi="Times New Roman" w:cs="Times New Roman"/>
+                <w:sz w:val="24"/>
+                <w:szCs w:val="24"/>
+              </w:rPr>
+              <w:t>мм</w:t>
+            </w:r>
+          </w:p>
+        </w:tc>
+      </w:tr>
+      <w:tr>
+        <w:trPr>
+          <w:trHeight w:val="557"/>
+        </w:trPr>
+        <w:tc>
+          <w:tcPr>
+            <w:tcW w:w="3738" w:type="dxa"/>
+            <w:vMerge/>
+            <w:tcBorders>
+              <w:bottom w:val="single" w:sz="4" w:space="0" w:color="auto"/>
+            </w:tcBorders>
+            <w:vAlign w:val="center"/>
+          </w:tcPr>
+          <w:p>
+            <w:pPr>
+              <w:rPr>
+                <w:rFonts w:ascii="Times New Roman" w:hAnsi="Times New Roman" w:cs="Times New Roman"/>
+                <w:sz w:val="24"/>
+                <w:szCs w:val="24"/>
+              </w:rPr>
+            </w:pPr>
           </w:p>
         </w:tc>
         <w:tc>
@@ -7122,36 +6995,38 @@
             <w:tcBorders>
               <w:top w:val="single" w:sz="4" w:space="0" w:color="auto"/>
               <w:bottom w:val="single" w:sz="4" w:space="0" w:color="auto"/>
-            </w:tcBorders>
-            <w:vAlign w:val="center"/>
-          </w:tcPr>
-          <w:p>
-            <w:pPr>
-              <w:jc w:val="center"/>
-              <w:rPr>
-                <w:rFonts w:ascii="Times New Roman" w:hAnsi="Times New Roman" w:cs="Times New Roman"/>
-                <w:sz w:val="24"/>
-                <w:szCs w:val="24"/>
-              </w:rPr>
-            </w:pPr>
-            <w:r>
-              <w:rPr>
-                <w:rFonts w:ascii="Times New Roman" w:hAnsi="Times New Roman" w:cs="Times New Roman"/>
-                <w:sz w:val="24"/>
-                <w:szCs w:val="24"/>
-              </w:rPr>
-              <w:t>Левая 34В</w:t>
-            </w:r>
-          </w:p>
-        </w:tc>
-        <w:tc>
-          <w:tcPr>
-            <w:tcW w:w="2760" w:type="dxa"/>
+              <w:right w:val="single" w:sz="4" w:space="0" w:color="auto"/>
+            </w:tcBorders>
+            <w:vAlign w:val="center"/>
+          </w:tcPr>
+          <w:p>
+            <w:pPr>
+              <w:jc w:val="center"/>
+              <w:rPr>
+                <w:rFonts w:ascii="Times New Roman" w:hAnsi="Times New Roman" w:cs="Times New Roman"/>
+                <w:sz w:val="24"/>
+                <w:szCs w:val="24"/>
+              </w:rPr>
+            </w:pPr>
+            <w:r>
+              <w:rPr>
+                <w:rFonts w:ascii="Times New Roman" w:hAnsi="Times New Roman" w:cs="Times New Roman"/>
+                <w:sz w:val="24"/>
+                <w:szCs w:val="24"/>
+              </w:rPr>
+              <w:t>Нижняя точка</w:t>
+            </w:r>
+          </w:p>
+        </w:tc>
+        <w:tc>
+          <w:tcPr>
+            <w:tcW w:w="2763" w:type="dxa"/>
             <w:gridSpan w:val="6"/>
             <w:tcBorders>
-              <w:top w:val="single" w:sz="4" w:space="0" w:color="auto"/>
-              <w:bottom w:val="single" w:sz="4" w:space="0" w:color="auto"/>
-            </w:tcBorders>
+              <w:left w:val="single" w:sz="4" w:space="0" w:color="auto"/>
+              <w:bottom w:val="single" w:sz="4" w:space="0" w:color="auto"/>
+            </w:tcBorders>
+            <w:vAlign w:val="center"/>
           </w:tcPr>
           <w:p>
             <w:pPr>
@@ -7168,29 +7043,40 @@
                 <w:sz w:val="24"/>
                 <w:szCs w:val="24"/>
               </w:rPr>
-              <w:t>кд</w:t>
-            </w:r>
-          </w:p>
-        </w:tc>
-      </w:tr>
-      <w:tr>
-        <w:trPr>
-          <w:trHeight w:val="571"/>
-        </w:trPr>
-        <w:tc>
-          <w:tcPr>
-            <w:tcW w:w="3741" w:type="dxa"/>
-            <w:vMerge/>
-            <w:vAlign w:val="center"/>
-          </w:tcPr>
-          <w:p>
-            <w:pPr>
-              <w:rPr>
-                <w:rFonts w:ascii="Times New Roman" w:hAnsi="Times New Roman" w:cs="Times New Roman"/>
-                <w:sz w:val="24"/>
-                <w:szCs w:val="24"/>
-              </w:rPr>
-            </w:pPr>
+              <w:t>мм</w:t>
+            </w:r>
+          </w:p>
+        </w:tc>
+      </w:tr>
+      <w:tr>
+        <w:trPr>
+          <w:trHeight w:val="567"/>
+        </w:trPr>
+        <w:tc>
+          <w:tcPr>
+            <w:tcW w:w="3738" w:type="dxa"/>
+            <w:tcBorders>
+              <w:top w:val="single" w:sz="4" w:space="0" w:color="auto"/>
+              <w:bottom w:val="single" w:sz="4" w:space="0" w:color="auto"/>
+            </w:tcBorders>
+            <w:vAlign w:val="center"/>
+          </w:tcPr>
+          <w:p>
+            <w:pPr>
+              <w:rPr>
+                <w:rFonts w:ascii="Times New Roman" w:hAnsi="Times New Roman" w:cs="Times New Roman"/>
+                <w:sz w:val="24"/>
+                <w:szCs w:val="24"/>
+              </w:rPr>
+            </w:pPr>
+            <w:r>
+              <w:rPr>
+                <w:rFonts w:ascii="Times New Roman" w:hAnsi="Times New Roman" w:cs="Times New Roman"/>
+                <w:sz w:val="24"/>
+                <w:szCs w:val="24"/>
+              </w:rPr>
+              <w:t>Омыватели фар</w:t>
+            </w:r>
           </w:p>
         </w:tc>
         <w:tc>
@@ -7200,75 +7086,175 @@
             <w:tcBorders>
               <w:top w:val="single" w:sz="4" w:space="0" w:color="auto"/>
               <w:bottom w:val="single" w:sz="4" w:space="0" w:color="auto"/>
-            </w:tcBorders>
-            <w:vAlign w:val="center"/>
-          </w:tcPr>
-          <w:p>
-            <w:pPr>
-              <w:jc w:val="center"/>
-              <w:rPr>
-                <w:rFonts w:ascii="Times New Roman" w:hAnsi="Times New Roman" w:cs="Times New Roman"/>
-                <w:sz w:val="24"/>
-                <w:szCs w:val="24"/>
-              </w:rPr>
-            </w:pPr>
-            <w:r>
-              <w:rPr>
-                <w:rFonts w:ascii="Times New Roman" w:hAnsi="Times New Roman" w:cs="Times New Roman"/>
-                <w:sz w:val="24"/>
-                <w:szCs w:val="24"/>
-              </w:rPr>
-              <w:t>Левая 52Н</w:t>
-            </w:r>
-          </w:p>
-        </w:tc>
-        <w:tc>
-          <w:tcPr>
-            <w:tcW w:w="2760" w:type="dxa"/>
+              <w:right w:val="single" w:sz="4" w:space="0" w:color="auto"/>
+            </w:tcBorders>
+            <w:vAlign w:val="center"/>
+          </w:tcPr>
+          <w:p>
+            <w:pPr>
+              <w:jc w:val="center"/>
+              <w:rPr>
+                <w:rFonts w:ascii="Times New Roman" w:hAnsi="Times New Roman" w:cs="Times New Roman"/>
+                <w:sz w:val="24"/>
+                <w:szCs w:val="24"/>
+              </w:rPr>
+            </w:pPr>
+            <w:r>
+              <w:rPr>
+                <w:rFonts w:ascii="Times New Roman" w:hAnsi="Times New Roman" w:cs="Times New Roman"/>
+                <w:sz w:val="24"/>
+                <w:szCs w:val="24"/>
+              </w:rPr>
+              <w:t>Наличие</w:t>
+            </w:r>
+          </w:p>
+        </w:tc>
+        <w:tc>
+          <w:tcPr>
+            <w:tcW w:w="2763" w:type="dxa"/>
             <w:gridSpan w:val="6"/>
             <w:tcBorders>
               <w:top w:val="single" w:sz="4" w:space="0" w:color="auto"/>
-              <w:bottom w:val="single" w:sz="4" w:space="0" w:color="auto"/>
-            </w:tcBorders>
-          </w:tcPr>
-          <w:p>
-            <w:pPr>
-              <w:jc w:val="right"/>
-              <w:rPr>
-                <w:rFonts w:ascii="Times New Roman" w:hAnsi="Times New Roman" w:cs="Times New Roman"/>
-                <w:sz w:val="24"/>
-                <w:szCs w:val="24"/>
-              </w:rPr>
-            </w:pPr>
-            <w:r>
-              <w:rPr>
-                <w:rFonts w:ascii="Times New Roman" w:hAnsi="Times New Roman" w:cs="Times New Roman"/>
-                <w:sz w:val="24"/>
-                <w:szCs w:val="24"/>
-              </w:rPr>
-              <w:t>кд</w:t>
-            </w:r>
-          </w:p>
-        </w:tc>
-      </w:tr>
-      <w:tr>
-        <w:trPr>
-          <w:trHeight w:val="551"/>
-        </w:trPr>
-        <w:tc>
-          <w:tcPr>
-            <w:tcW w:w="3741" w:type="dxa"/>
-            <w:vMerge/>
-            <w:vAlign w:val="center"/>
-          </w:tcPr>
-          <w:p>
-            <w:pPr>
-              <w:rPr>
-                <w:rFonts w:ascii="Times New Roman" w:hAnsi="Times New Roman" w:cs="Times New Roman"/>
-                <w:sz w:val="24"/>
-                <w:szCs w:val="24"/>
-              </w:rPr>
-            </w:pPr>
+              <w:left w:val="single" w:sz="4" w:space="0" w:color="auto"/>
+              <w:bottom w:val="single" w:sz="4" w:space="0" w:color="auto"/>
+            </w:tcBorders>
+            <w:vAlign w:val="center"/>
+          </w:tcPr>
+          <w:p>
+            <w:pPr>
+              <w:jc w:val="center"/>
+              <w:rPr>
+                <w:rFonts w:ascii="Times New Roman" w:hAnsi="Times New Roman" w:cs="Times New Roman"/>
+                <w:sz w:val="24"/>
+                <w:szCs w:val="24"/>
+              </w:rPr>
+            </w:pPr>
+            <w:r>
+              <w:rPr>
+                <w:rFonts w:ascii="Times New Roman" w:hAnsi="Times New Roman" w:cs="Times New Roman"/>
+                <w:sz w:val="24"/>
+                <w:szCs w:val="24"/>
+              </w:rPr>
+              <w:t>Отсутствие</w:t>
+            </w:r>
+          </w:p>
+        </w:tc>
+      </w:tr>
+      <w:tr>
+        <w:trPr>
+          <w:trHeight w:val="577"/>
+        </w:trPr>
+        <w:tc>
+          <w:tcPr>
+            <w:tcW w:w="3738" w:type="dxa"/>
+            <w:vMerge w:val="restart"/>
+            <w:tcBorders>
+              <w:top w:val="single" w:sz="4" w:space="0" w:color="auto"/>
+            </w:tcBorders>
+            <w:vAlign w:val="center"/>
+          </w:tcPr>
+          <w:p>
+            <w:pPr>
+              <w:rPr>
+                <w:rFonts w:ascii="Times New Roman" w:hAnsi="Times New Roman" w:cs="Times New Roman"/>
+                <w:sz w:val="24"/>
+                <w:szCs w:val="24"/>
+              </w:rPr>
+            </w:pPr>
+            <w:r>
+              <w:rPr>
+                <w:rFonts w:ascii="Times New Roman" w:hAnsi="Times New Roman" w:cs="Times New Roman"/>
+                <w:sz w:val="24"/>
+                <w:szCs w:val="24"/>
+              </w:rPr>
+              <w:t>Сила света фар.</w:t>
+            </w:r>
+          </w:p>
+          <w:p>
+            <w:pPr>
+              <w:ind w:right="-103"/>
+              <w:rPr>
+                <w:rFonts w:ascii="Times New Roman" w:hAnsi="Times New Roman" w:cs="Times New Roman"/>
+                <w:sz w:val="24"/>
+                <w:szCs w:val="24"/>
+              </w:rPr>
+            </w:pPr>
+            <w:r>
+              <w:rPr>
+                <w:rFonts w:ascii="Times New Roman" w:hAnsi="Times New Roman" w:cs="Times New Roman"/>
+                <w:sz w:val="24"/>
+                <w:szCs w:val="24"/>
+              </w:rPr>
+              <w:t>Ближний 34</w:t>
+            </w:r>
+            <w:r>
+              <w:rPr>
+                <w:rFonts w:ascii="Times New Roman" w:hAnsi="Times New Roman" w:cs="Times New Roman"/>
+                <w:sz w:val="24"/>
+                <w:szCs w:val="24"/>
+              </w:rPr>
+              <w:t>’</w:t>
+            </w:r>
+            <w:r>
+              <w:rPr>
+                <w:rFonts w:ascii="Times New Roman" w:hAnsi="Times New Roman" w:cs="Times New Roman"/>
+                <w:sz w:val="24"/>
+                <w:szCs w:val="24"/>
+              </w:rPr>
+              <w:t xml:space="preserve"> вверх – не более 750 кд</w:t>
+            </w:r>
+          </w:p>
+          <w:p>
+            <w:pPr>
+              <w:ind w:right="-103"/>
+              <w:rPr>
+                <w:rFonts w:ascii="Times New Roman" w:hAnsi="Times New Roman" w:cs="Times New Roman"/>
+                <w:sz w:val="24"/>
+                <w:szCs w:val="24"/>
+              </w:rPr>
+            </w:pPr>
+            <w:r>
+              <w:rPr>
+                <w:rFonts w:ascii="Times New Roman" w:hAnsi="Times New Roman" w:cs="Times New Roman"/>
+                <w:sz w:val="24"/>
+                <w:szCs w:val="24"/>
+              </w:rPr>
+              <w:t>Ближний 54</w:t>
+            </w:r>
+            <w:r>
+              <w:rPr>
+                <w:rFonts w:ascii="Times New Roman" w:hAnsi="Times New Roman" w:cs="Times New Roman"/>
+                <w:sz w:val="24"/>
+                <w:szCs w:val="24"/>
+              </w:rPr>
+              <w:t>’</w:t>
+            </w:r>
+            <w:r>
+              <w:rPr>
+                <w:rFonts w:ascii="Times New Roman" w:hAnsi="Times New Roman" w:cs="Times New Roman"/>
+                <w:sz w:val="24"/>
+                <w:szCs w:val="24"/>
+              </w:rPr>
+              <w:t xml:space="preserve"> вниз – не менее 1600 кд</w:t>
+            </w:r>
+          </w:p>
+          <w:p>
+            <w:pPr>
+              <w:ind w:right="-103"/>
+              <w:rPr>
+                <w:rFonts w:ascii="Times New Roman" w:hAnsi="Times New Roman" w:cs="Times New Roman"/>
+                <w:sz w:val="24"/>
+                <w:szCs w:val="24"/>
+              </w:rPr>
+            </w:pPr>
+            <w:r>
+              <w:rPr>
+                <w:rFonts w:ascii="Times New Roman" w:hAnsi="Times New Roman" w:cs="Times New Roman"/>
+                <w:sz w:val="24"/>
+                <w:szCs w:val="24"/>
+              </w:rPr>
+              <w:t xml:space="preserve">Дальний – не более 300 000 кд </w:t>
+            </w:r>
           </w:p>
         </w:tc>
         <w:tc>
@@ -7296,13 +7282,13 @@
                 <w:sz w:val="24"/>
                 <w:szCs w:val="24"/>
               </w:rPr>
-              <w:t>Левая дальний</w:t>
-            </w:r>
-          </w:p>
-        </w:tc>
-        <w:tc>
-          <w:tcPr>
-            <w:tcW w:w="2760" w:type="dxa"/>
+              <w:t>Левая 34В</w:t>
+            </w:r>
+          </w:p>
+        </w:tc>
+        <w:tc>
+          <w:tcPr>
+            <w:tcW w:w="2763" w:type="dxa"/>
             <w:gridSpan w:val="6"/>
             <w:tcBorders>
               <w:top w:val="single" w:sz="4" w:space="0" w:color="auto"/>
@@ -7331,11 +7317,11 @@
       </w:tr>
       <w:tr>
         <w:trPr>
-          <w:trHeight w:val="559"/>
-        </w:trPr>
-        <w:tc>
-          <w:tcPr>
-            <w:tcW w:w="3741" w:type="dxa"/>
+          <w:trHeight w:val="571"/>
+        </w:trPr>
+        <w:tc>
+          <w:tcPr>
+            <w:tcW w:w="3738" w:type="dxa"/>
             <w:vMerge/>
             <w:vAlign w:val="center"/>
           </w:tcPr>
@@ -7374,13 +7360,13 @@
                 <w:sz w:val="24"/>
                 <w:szCs w:val="24"/>
               </w:rPr>
-              <w:t>Правая 34В</w:t>
-            </w:r>
-          </w:p>
-        </w:tc>
-        <w:tc>
-          <w:tcPr>
-            <w:tcW w:w="2760" w:type="dxa"/>
+              <w:t>Левая 52Н</w:t>
+            </w:r>
+          </w:p>
+        </w:tc>
+        <w:tc>
+          <w:tcPr>
+            <w:tcW w:w="2763" w:type="dxa"/>
             <w:gridSpan w:val="6"/>
             <w:tcBorders>
               <w:top w:val="single" w:sz="4" w:space="0" w:color="auto"/>
@@ -7409,11 +7395,11 @@
       </w:tr>
       <w:tr>
         <w:trPr>
-          <w:trHeight w:val="553"/>
-        </w:trPr>
-        <w:tc>
-          <w:tcPr>
-            <w:tcW w:w="3741" w:type="dxa"/>
+          <w:trHeight w:val="551"/>
+        </w:trPr>
+        <w:tc>
+          <w:tcPr>
+            <w:tcW w:w="3738" w:type="dxa"/>
             <w:vMerge/>
             <w:vAlign w:val="center"/>
           </w:tcPr>
@@ -7452,13 +7438,13 @@
                 <w:sz w:val="24"/>
                 <w:szCs w:val="24"/>
               </w:rPr>
-              <w:t>Правая 52Н</w:t>
-            </w:r>
-          </w:p>
-        </w:tc>
-        <w:tc>
-          <w:tcPr>
-            <w:tcW w:w="2760" w:type="dxa"/>
+              <w:t>Левая дальний</w:t>
+            </w:r>
+          </w:p>
+        </w:tc>
+        <w:tc>
+          <w:tcPr>
+            <w:tcW w:w="2763" w:type="dxa"/>
             <w:gridSpan w:val="6"/>
             <w:tcBorders>
               <w:top w:val="single" w:sz="4" w:space="0" w:color="auto"/>
@@ -7487,11 +7473,11 @@
       </w:tr>
       <w:tr>
         <w:trPr>
-          <w:trHeight w:val="547"/>
-        </w:trPr>
-        <w:tc>
-          <w:tcPr>
-            <w:tcW w:w="3741" w:type="dxa"/>
+          <w:trHeight w:val="559"/>
+        </w:trPr>
+        <w:tc>
+          <w:tcPr>
+            <w:tcW w:w="3738" w:type="dxa"/>
             <w:vMerge/>
             <w:vAlign w:val="center"/>
           </w:tcPr>
@@ -7530,13 +7516,169 @@
                 <w:sz w:val="24"/>
                 <w:szCs w:val="24"/>
               </w:rPr>
+              <w:t>Правая 34В</w:t>
+            </w:r>
+          </w:p>
+        </w:tc>
+        <w:tc>
+          <w:tcPr>
+            <w:tcW w:w="2763" w:type="dxa"/>
+            <w:gridSpan w:val="6"/>
+            <w:tcBorders>
+              <w:top w:val="single" w:sz="4" w:space="0" w:color="auto"/>
+              <w:bottom w:val="single" w:sz="4" w:space="0" w:color="auto"/>
+            </w:tcBorders>
+          </w:tcPr>
+          <w:p>
+            <w:pPr>
+              <w:jc w:val="right"/>
+              <w:rPr>
+                <w:rFonts w:ascii="Times New Roman" w:hAnsi="Times New Roman" w:cs="Times New Roman"/>
+                <w:sz w:val="24"/>
+                <w:szCs w:val="24"/>
+              </w:rPr>
+            </w:pPr>
+            <w:r>
+              <w:rPr>
+                <w:rFonts w:ascii="Times New Roman" w:hAnsi="Times New Roman" w:cs="Times New Roman"/>
+                <w:sz w:val="24"/>
+                <w:szCs w:val="24"/>
+              </w:rPr>
+              <w:t>кд</w:t>
+            </w:r>
+          </w:p>
+        </w:tc>
+      </w:tr>
+      <w:tr>
+        <w:trPr>
+          <w:trHeight w:val="553"/>
+        </w:trPr>
+        <w:tc>
+          <w:tcPr>
+            <w:tcW w:w="3738" w:type="dxa"/>
+            <w:vMerge/>
+            <w:vAlign w:val="center"/>
+          </w:tcPr>
+          <w:p>
+            <w:pPr>
+              <w:rPr>
+                <w:rFonts w:ascii="Times New Roman" w:hAnsi="Times New Roman" w:cs="Times New Roman"/>
+                <w:sz w:val="24"/>
+                <w:szCs w:val="24"/>
+              </w:rPr>
+            </w:pPr>
+          </w:p>
+        </w:tc>
+        <w:tc>
+          <w:tcPr>
+            <w:tcW w:w="3070" w:type="dxa"/>
+            <w:gridSpan w:val="5"/>
+            <w:tcBorders>
+              <w:top w:val="single" w:sz="4" w:space="0" w:color="auto"/>
+              <w:bottom w:val="single" w:sz="4" w:space="0" w:color="auto"/>
+            </w:tcBorders>
+            <w:vAlign w:val="center"/>
+          </w:tcPr>
+          <w:p>
+            <w:pPr>
+              <w:jc w:val="center"/>
+              <w:rPr>
+                <w:rFonts w:ascii="Times New Roman" w:hAnsi="Times New Roman" w:cs="Times New Roman"/>
+                <w:sz w:val="24"/>
+                <w:szCs w:val="24"/>
+              </w:rPr>
+            </w:pPr>
+            <w:r>
+              <w:rPr>
+                <w:rFonts w:ascii="Times New Roman" w:hAnsi="Times New Roman" w:cs="Times New Roman"/>
+                <w:sz w:val="24"/>
+                <w:szCs w:val="24"/>
+              </w:rPr>
+              <w:t>Правая 52Н</w:t>
+            </w:r>
+          </w:p>
+        </w:tc>
+        <w:tc>
+          <w:tcPr>
+            <w:tcW w:w="2763" w:type="dxa"/>
+            <w:gridSpan w:val="6"/>
+            <w:tcBorders>
+              <w:top w:val="single" w:sz="4" w:space="0" w:color="auto"/>
+              <w:bottom w:val="single" w:sz="4" w:space="0" w:color="auto"/>
+            </w:tcBorders>
+          </w:tcPr>
+          <w:p>
+            <w:pPr>
+              <w:jc w:val="right"/>
+              <w:rPr>
+                <w:rFonts w:ascii="Times New Roman" w:hAnsi="Times New Roman" w:cs="Times New Roman"/>
+                <w:sz w:val="24"/>
+                <w:szCs w:val="24"/>
+              </w:rPr>
+            </w:pPr>
+            <w:r>
+              <w:rPr>
+                <w:rFonts w:ascii="Times New Roman" w:hAnsi="Times New Roman" w:cs="Times New Roman"/>
+                <w:sz w:val="24"/>
+                <w:szCs w:val="24"/>
+              </w:rPr>
+              <w:t>кд</w:t>
+            </w:r>
+          </w:p>
+        </w:tc>
+      </w:tr>
+      <w:tr>
+        <w:trPr>
+          <w:trHeight w:val="547"/>
+        </w:trPr>
+        <w:tc>
+          <w:tcPr>
+            <w:tcW w:w="3738" w:type="dxa"/>
+            <w:vMerge/>
+            <w:vAlign w:val="center"/>
+          </w:tcPr>
+          <w:p>
+            <w:pPr>
+              <w:rPr>
+                <w:rFonts w:ascii="Times New Roman" w:hAnsi="Times New Roman" w:cs="Times New Roman"/>
+                <w:sz w:val="24"/>
+                <w:szCs w:val="24"/>
+              </w:rPr>
+            </w:pPr>
+          </w:p>
+        </w:tc>
+        <w:tc>
+          <w:tcPr>
+            <w:tcW w:w="3070" w:type="dxa"/>
+            <w:gridSpan w:val="5"/>
+            <w:tcBorders>
+              <w:top w:val="single" w:sz="4" w:space="0" w:color="auto"/>
+              <w:bottom w:val="single" w:sz="4" w:space="0" w:color="auto"/>
+            </w:tcBorders>
+            <w:vAlign w:val="center"/>
+          </w:tcPr>
+          <w:p>
+            <w:pPr>
+              <w:jc w:val="center"/>
+              <w:rPr>
+                <w:rFonts w:ascii="Times New Roman" w:hAnsi="Times New Roman" w:cs="Times New Roman"/>
+                <w:sz w:val="24"/>
+                <w:szCs w:val="24"/>
+              </w:rPr>
+            </w:pPr>
+            <w:r>
+              <w:rPr>
+                <w:rFonts w:ascii="Times New Roman" w:hAnsi="Times New Roman" w:cs="Times New Roman"/>
+                <w:sz w:val="24"/>
+                <w:szCs w:val="24"/>
+              </w:rPr>
               <w:t>Правая дальний</w:t>
             </w:r>
           </w:p>
         </w:tc>
         <w:tc>
           <w:tcPr>
-            <w:tcW w:w="2760" w:type="dxa"/>
+            <w:tcW w:w="2763" w:type="dxa"/>
             <w:gridSpan w:val="6"/>
             <w:tcBorders>
               <w:top w:val="single" w:sz="4" w:space="0" w:color="auto"/>
@@ -7569,7 +7711,7 @@
         </w:trPr>
         <w:tc>
           <w:tcPr>
-            <w:tcW w:w="3741" w:type="dxa"/>
+            <w:tcW w:w="3738" w:type="dxa"/>
             <w:vAlign w:val="center"/>
           </w:tcPr>
           <w:p>
@@ -7592,7 +7734,7 @@
         </w:tc>
         <w:tc>
           <w:tcPr>
-            <w:tcW w:w="5830" w:type="dxa"/>
+            <w:tcW w:w="5833" w:type="dxa"/>
             <w:gridSpan w:val="11"/>
             <w:tcBorders>
               <w:top w:val="single" w:sz="4" w:space="0" w:color="auto"/>
@@ -7667,7 +7809,7 @@
         </w:trPr>
         <w:tc>
           <w:tcPr>
-            <w:tcW w:w="3741" w:type="dxa"/>
+            <w:tcW w:w="3738" w:type="dxa"/>
             <w:vMerge w:val="restart"/>
             <w:vAlign w:val="center"/>
           </w:tcPr>
@@ -7720,7 +7862,7 @@
         </w:tc>
         <w:tc>
           <w:tcPr>
-            <w:tcW w:w="2760" w:type="dxa"/>
+            <w:tcW w:w="2763" w:type="dxa"/>
             <w:gridSpan w:val="6"/>
             <w:tcBorders>
               <w:top w:val="single" w:sz="4" w:space="0" w:color="auto"/>
@@ -7754,7 +7896,7 @@
         </w:trPr>
         <w:tc>
           <w:tcPr>
-            <w:tcW w:w="3741" w:type="dxa"/>
+            <w:tcW w:w="3738" w:type="dxa"/>
             <w:vMerge/>
             <w:vAlign w:val="center"/>
           </w:tcPr>
@@ -7799,7 +7941,7 @@
         </w:tc>
         <w:tc>
           <w:tcPr>
-            <w:tcW w:w="2760" w:type="dxa"/>
+            <w:tcW w:w="2763" w:type="dxa"/>
             <w:gridSpan w:val="6"/>
             <w:tcBorders>
               <w:top w:val="single" w:sz="4" w:space="0" w:color="auto"/>
@@ -7832,7 +7974,7 @@
         </w:trPr>
         <w:tc>
           <w:tcPr>
-            <w:tcW w:w="3741" w:type="dxa"/>
+            <w:tcW w:w="3738" w:type="dxa"/>
             <w:vMerge/>
             <w:vAlign w:val="center"/>
           </w:tcPr>
@@ -7877,7 +8019,7 @@
         </w:tc>
         <w:tc>
           <w:tcPr>
-            <w:tcW w:w="2760" w:type="dxa"/>
+            <w:tcW w:w="2763" w:type="dxa"/>
             <w:gridSpan w:val="6"/>
             <w:tcBorders>
               <w:top w:val="single" w:sz="4" w:space="0" w:color="auto"/>
@@ -7910,7 +8052,7 @@
         </w:trPr>
         <w:tc>
           <w:tcPr>
-            <w:tcW w:w="3741" w:type="dxa"/>
+            <w:tcW w:w="3738" w:type="dxa"/>
             <w:vMerge/>
             <w:vAlign w:val="center"/>
           </w:tcPr>
@@ -7955,7 +8097,7 @@
         </w:tc>
         <w:tc>
           <w:tcPr>
-            <w:tcW w:w="2760" w:type="dxa"/>
+            <w:tcW w:w="2763" w:type="dxa"/>
             <w:gridSpan w:val="6"/>
             <w:tcBorders>
               <w:top w:val="single" w:sz="4" w:space="0" w:color="auto"/>
@@ -7988,7 +8130,7 @@
         </w:trPr>
         <w:tc>
           <w:tcPr>
-            <w:tcW w:w="3741" w:type="dxa"/>
+            <w:tcW w:w="3738" w:type="dxa"/>
             <w:vAlign w:val="center"/>
           </w:tcPr>
           <w:p>
@@ -8040,7 +8182,7 @@
         </w:tc>
         <w:tc>
           <w:tcPr>
-            <w:tcW w:w="2760" w:type="dxa"/>
+            <w:tcW w:w="2763" w:type="dxa"/>
             <w:gridSpan w:val="6"/>
             <w:tcBorders>
               <w:top w:val="single" w:sz="4" w:space="0" w:color="auto"/>
@@ -8074,7 +8216,7 @@
         </w:trPr>
         <w:tc>
           <w:tcPr>
-            <w:tcW w:w="3741" w:type="dxa"/>
+            <w:tcW w:w="3738" w:type="dxa"/>
             <w:vAlign w:val="center"/>
           </w:tcPr>
           <w:p>
@@ -8097,7 +8239,7 @@
         </w:tc>
         <w:tc>
           <w:tcPr>
-            <w:tcW w:w="5830" w:type="dxa"/>
+            <w:tcW w:w="5833" w:type="dxa"/>
             <w:gridSpan w:val="11"/>
             <w:tcBorders>
               <w:top w:val="single" w:sz="4" w:space="0" w:color="auto"/>
@@ -8131,7 +8273,7 @@
         </w:trPr>
         <w:tc>
           <w:tcPr>
-            <w:tcW w:w="3741" w:type="dxa"/>
+            <w:tcW w:w="3738" w:type="dxa"/>
             <w:vAlign w:val="center"/>
           </w:tcPr>
           <w:p>
@@ -8183,7 +8325,7 @@
         </w:tc>
         <w:tc>
           <w:tcPr>
-            <w:tcW w:w="2760" w:type="dxa"/>
+            <w:tcW w:w="2763" w:type="dxa"/>
             <w:gridSpan w:val="6"/>
             <w:tcBorders>
               <w:top w:val="single" w:sz="4" w:space="0" w:color="auto"/>
@@ -8217,7 +8359,7 @@
         </w:trPr>
         <w:tc>
           <w:tcPr>
-            <w:tcW w:w="3741" w:type="dxa"/>
+            <w:tcW w:w="3738" w:type="dxa"/>
             <w:vAlign w:val="center"/>
           </w:tcPr>
           <w:p>
@@ -8269,7 +8411,7 @@
         </w:tc>
         <w:tc>
           <w:tcPr>
-            <w:tcW w:w="1943" w:type="dxa"/>
+            <w:tcW w:w="1946" w:type="dxa"/>
             <w:gridSpan w:val="5"/>
             <w:tcBorders>
               <w:top w:val="single" w:sz="4" w:space="0" w:color="auto"/>
@@ -8323,8 +8465,6 @@
               </w:rPr>
               <w:t>Любая другая мера</w:t>
             </w:r>
-            <w:bookmarkStart w:id="0" w:name="_GoBack"/>
-            <w:bookmarkEnd w:id="0"/>
           </w:p>
         </w:tc>
       </w:tr>
@@ -8334,7 +8474,7 @@
         </w:trPr>
         <w:tc>
           <w:tcPr>
-            <w:tcW w:w="3741" w:type="dxa"/>
+            <w:tcW w:w="3738" w:type="dxa"/>
             <w:vMerge w:val="restart"/>
             <w:vAlign w:val="center"/>
           </w:tcPr>
@@ -8395,7 +8535,7 @@
         </w:tc>
         <w:tc>
           <w:tcPr>
-            <w:tcW w:w="2760" w:type="dxa"/>
+            <w:tcW w:w="2763" w:type="dxa"/>
             <w:gridSpan w:val="6"/>
             <w:tcBorders>
               <w:top w:val="single" w:sz="4" w:space="0" w:color="auto"/>
@@ -8429,7 +8569,7 @@
         </w:trPr>
         <w:tc>
           <w:tcPr>
-            <w:tcW w:w="3741" w:type="dxa"/>
+            <w:tcW w:w="3738" w:type="dxa"/>
             <w:vMerge/>
             <w:vAlign w:val="center"/>
           </w:tcPr>
@@ -8474,7 +8614,7 @@
         </w:tc>
         <w:tc>
           <w:tcPr>
-            <w:tcW w:w="2760" w:type="dxa"/>
+            <w:tcW w:w="2763" w:type="dxa"/>
             <w:gridSpan w:val="6"/>
             <w:tcBorders>
               <w:top w:val="single" w:sz="4" w:space="0" w:color="auto"/>
@@ -8508,7 +8648,7 @@
         </w:trPr>
         <w:tc>
           <w:tcPr>
-            <w:tcW w:w="3741" w:type="dxa"/>
+            <w:tcW w:w="3738" w:type="dxa"/>
             <w:vMerge w:val="restart"/>
             <w:vAlign w:val="center"/>
           </w:tcPr>
@@ -8561,7 +8701,7 @@
         </w:tc>
         <w:tc>
           <w:tcPr>
-            <w:tcW w:w="2760" w:type="dxa"/>
+            <w:tcW w:w="2763" w:type="dxa"/>
             <w:gridSpan w:val="6"/>
             <w:tcBorders>
               <w:top w:val="single" w:sz="4" w:space="0" w:color="auto"/>
@@ -8594,7 +8734,7 @@
         </w:trPr>
         <w:tc>
           <w:tcPr>
-            <w:tcW w:w="3741" w:type="dxa"/>
+            <w:tcW w:w="3738" w:type="dxa"/>
             <w:vMerge/>
             <w:vAlign w:val="center"/>
           </w:tcPr>
@@ -8639,7 +8779,7 @@
         </w:tc>
         <w:tc>
           <w:tcPr>
-            <w:tcW w:w="2760" w:type="dxa"/>
+            <w:tcW w:w="2763" w:type="dxa"/>
             <w:gridSpan w:val="6"/>
             <w:vAlign w:val="center"/>
           </w:tcPr>
@@ -8669,7 +8809,7 @@
         </w:trPr>
         <w:tc>
           <w:tcPr>
-            <w:tcW w:w="3741" w:type="dxa"/>
+            <w:tcW w:w="3738" w:type="dxa"/>
             <w:vMerge/>
             <w:vAlign w:val="center"/>
           </w:tcPr>
@@ -8714,7 +8854,7 @@
         </w:tc>
         <w:tc>
           <w:tcPr>
-            <w:tcW w:w="2760" w:type="dxa"/>
+            <w:tcW w:w="2763" w:type="dxa"/>
             <w:gridSpan w:val="6"/>
             <w:tcBorders>
               <w:bottom w:val="single" w:sz="4" w:space="0" w:color="auto"/>
@@ -8747,7 +8887,7 @@
         </w:trPr>
         <w:tc>
           <w:tcPr>
-            <w:tcW w:w="3741" w:type="dxa"/>
+            <w:tcW w:w="3738" w:type="dxa"/>
             <w:tcBorders>
               <w:bottom w:val="single" w:sz="4" w:space="0" w:color="auto"/>
             </w:tcBorders>
@@ -8773,7 +8913,7 @@
         </w:tc>
         <w:tc>
           <w:tcPr>
-            <w:tcW w:w="5830" w:type="dxa"/>
+            <w:tcW w:w="5833" w:type="dxa"/>
             <w:gridSpan w:val="11"/>
             <w:tcBorders>
               <w:top w:val="single" w:sz="4" w:space="0" w:color="auto"/>
@@ -8807,31 +8947,30 @@
         </w:trPr>
         <w:tc>
           <w:tcPr>
-            <w:tcW w:w="3741" w:type="dxa"/>
-            <w:vAlign w:val="center"/>
-          </w:tcPr>
-          <w:p>
-            <w:pPr>
-              <w:rPr>
-                <w:rFonts w:ascii="Times New Roman" w:hAnsi="Times New Roman" w:cs="Times New Roman"/>
-                <w:sz w:val="24"/>
-                <w:szCs w:val="24"/>
-              </w:rPr>
-            </w:pPr>
-            <w:r>
-              <w:rPr>
-                <w:rFonts w:ascii="Times New Roman" w:hAnsi="Times New Roman" w:cs="Times New Roman"/>
-                <w:sz w:val="24"/>
-                <w:szCs w:val="24"/>
-              </w:rPr>
-              <w:lastRenderedPageBreak/>
+            <w:tcW w:w="3738" w:type="dxa"/>
+            <w:vAlign w:val="center"/>
+          </w:tcPr>
+          <w:p>
+            <w:pPr>
+              <w:rPr>
+                <w:rFonts w:ascii="Times New Roman" w:hAnsi="Times New Roman" w:cs="Times New Roman"/>
+                <w:sz w:val="24"/>
+                <w:szCs w:val="24"/>
+              </w:rPr>
+            </w:pPr>
+            <w:r>
+              <w:rPr>
+                <w:rFonts w:ascii="Times New Roman" w:hAnsi="Times New Roman" w:cs="Times New Roman"/>
+                <w:sz w:val="24"/>
+                <w:szCs w:val="24"/>
+              </w:rPr>
               <w:t xml:space="preserve">Суммарный люфт в Р/У </w:t>
             </w:r>
           </w:p>
         </w:tc>
         <w:tc>
           <w:tcPr>
-            <w:tcW w:w="5830" w:type="dxa"/>
+            <w:tcW w:w="5833" w:type="dxa"/>
             <w:gridSpan w:val="11"/>
             <w:tcBorders>
               <w:top w:val="single" w:sz="4" w:space="0" w:color="auto"/>
@@ -8865,7 +9004,7 @@
         </w:trPr>
         <w:tc>
           <w:tcPr>
-            <w:tcW w:w="3741" w:type="dxa"/>
+            <w:tcW w:w="3738" w:type="dxa"/>
             <w:vMerge w:val="restart"/>
             <w:vAlign w:val="center"/>
           </w:tcPr>
@@ -8918,7 +9057,7 @@
         </w:tc>
         <w:tc>
           <w:tcPr>
-            <w:tcW w:w="2760" w:type="dxa"/>
+            <w:tcW w:w="2763" w:type="dxa"/>
             <w:gridSpan w:val="6"/>
             <w:tcBorders>
               <w:top w:val="single" w:sz="4" w:space="0" w:color="auto"/>
@@ -8951,7 +9090,7 @@
         </w:trPr>
         <w:tc>
           <w:tcPr>
-            <w:tcW w:w="3741" w:type="dxa"/>
+            <w:tcW w:w="3738" w:type="dxa"/>
             <w:vMerge/>
             <w:tcBorders>
               <w:bottom w:val="single" w:sz="4" w:space="0" w:color="auto"/>
@@ -8999,7 +9138,7 @@
         </w:tc>
         <w:tc>
           <w:tcPr>
-            <w:tcW w:w="2760" w:type="dxa"/>
+            <w:tcW w:w="2763" w:type="dxa"/>
             <w:gridSpan w:val="6"/>
             <w:tcBorders>
               <w:bottom w:val="single" w:sz="4" w:space="0" w:color="auto"/>
@@ -9032,7 +9171,7 @@
         </w:trPr>
         <w:tc>
           <w:tcPr>
-            <w:tcW w:w="3741" w:type="dxa"/>
+            <w:tcW w:w="3738" w:type="dxa"/>
             <w:vAlign w:val="center"/>
           </w:tcPr>
           <w:p>
@@ -9055,7 +9194,7 @@
         </w:tc>
         <w:tc>
           <w:tcPr>
-            <w:tcW w:w="5830" w:type="dxa"/>
+            <w:tcW w:w="5833" w:type="dxa"/>
             <w:gridSpan w:val="11"/>
             <w:tcBorders>
               <w:top w:val="single" w:sz="4" w:space="0" w:color="auto"/>
@@ -9089,7 +9228,7 @@
         </w:trPr>
         <w:tc>
           <w:tcPr>
-            <w:tcW w:w="3741" w:type="dxa"/>
+            <w:tcW w:w="3738" w:type="dxa"/>
             <w:tcBorders>
               <w:bottom w:val="single" w:sz="4" w:space="0" w:color="auto"/>
             </w:tcBorders>
@@ -9115,7 +9254,7 @@
         </w:tc>
         <w:tc>
           <w:tcPr>
-            <w:tcW w:w="5830" w:type="dxa"/>
+            <w:tcW w:w="5833" w:type="dxa"/>
             <w:gridSpan w:val="11"/>
             <w:tcBorders>
               <w:top w:val="single" w:sz="4" w:space="0" w:color="auto"/>
@@ -9216,7 +9355,7 @@
         </w:trPr>
         <w:tc>
           <w:tcPr>
-            <w:tcW w:w="3741" w:type="dxa"/>
+            <w:tcW w:w="3738" w:type="dxa"/>
             <w:vAlign w:val="center"/>
           </w:tcPr>
           <w:p>
@@ -9239,7 +9378,7 @@
         </w:tc>
         <w:tc>
           <w:tcPr>
-            <w:tcW w:w="5830" w:type="dxa"/>
+            <w:tcW w:w="5833" w:type="dxa"/>
             <w:gridSpan w:val="11"/>
             <w:tcBorders>
               <w:top w:val="single" w:sz="4" w:space="0" w:color="auto"/>
@@ -9536,7 +9675,7 @@
         </w:trPr>
         <w:tc>
           <w:tcPr>
-            <w:tcW w:w="3741" w:type="dxa"/>
+            <w:tcW w:w="3738" w:type="dxa"/>
             <w:vMerge w:val="restart"/>
             <w:vAlign w:val="center"/>
           </w:tcPr>
@@ -9589,7 +9728,7 @@
         </w:tc>
         <w:tc>
           <w:tcPr>
-            <w:tcW w:w="2760" w:type="dxa"/>
+            <w:tcW w:w="2763" w:type="dxa"/>
             <w:gridSpan w:val="6"/>
             <w:tcBorders>
               <w:top w:val="single" w:sz="4" w:space="0" w:color="auto"/>
@@ -9623,7 +9762,7 @@
         </w:trPr>
         <w:tc>
           <w:tcPr>
-            <w:tcW w:w="3741" w:type="dxa"/>
+            <w:tcW w:w="3738" w:type="dxa"/>
             <w:vMerge/>
             <w:vAlign w:val="center"/>
           </w:tcPr>
@@ -9668,7 +9807,7 @@
         </w:tc>
         <w:tc>
           <w:tcPr>
-            <w:tcW w:w="2760" w:type="dxa"/>
+            <w:tcW w:w="2763" w:type="dxa"/>
             <w:gridSpan w:val="6"/>
             <w:tcBorders>
               <w:top w:val="single" w:sz="4" w:space="0" w:color="auto"/>
@@ -9702,7 +9841,7 @@
         </w:trPr>
         <w:tc>
           <w:tcPr>
-            <w:tcW w:w="3741" w:type="dxa"/>
+            <w:tcW w:w="3738" w:type="dxa"/>
             <w:vMerge/>
             <w:vAlign w:val="center"/>
           </w:tcPr>
@@ -9747,7 +9886,7 @@
         </w:tc>
         <w:tc>
           <w:tcPr>
-            <w:tcW w:w="2760" w:type="dxa"/>
+            <w:tcW w:w="2763" w:type="dxa"/>
             <w:gridSpan w:val="6"/>
             <w:tcBorders>
               <w:top w:val="single" w:sz="4" w:space="0" w:color="auto"/>
@@ -9781,7 +9920,7 @@
         </w:trPr>
         <w:tc>
           <w:tcPr>
-            <w:tcW w:w="3741" w:type="dxa"/>
+            <w:tcW w:w="3738" w:type="dxa"/>
             <w:vAlign w:val="center"/>
           </w:tcPr>
           <w:p>
@@ -9804,7 +9943,7 @@
         </w:tc>
         <w:tc>
           <w:tcPr>
-            <w:tcW w:w="5830" w:type="dxa"/>
+            <w:tcW w:w="5833" w:type="dxa"/>
             <w:gridSpan w:val="11"/>
             <w:tcBorders>
               <w:top w:val="single" w:sz="4" w:space="0" w:color="auto"/>
@@ -9838,7 +9977,7 @@
         </w:trPr>
         <w:tc>
           <w:tcPr>
-            <w:tcW w:w="3741" w:type="dxa"/>
+            <w:tcW w:w="3738" w:type="dxa"/>
             <w:vMerge w:val="restart"/>
             <w:vAlign w:val="center"/>
           </w:tcPr>
@@ -9891,7 +10030,7 @@
         </w:tc>
         <w:tc>
           <w:tcPr>
-            <w:tcW w:w="2760" w:type="dxa"/>
+            <w:tcW w:w="2763" w:type="dxa"/>
             <w:gridSpan w:val="6"/>
             <w:tcBorders>
               <w:top w:val="single" w:sz="4" w:space="0" w:color="auto"/>
@@ -9925,7 +10064,7 @@
         </w:trPr>
         <w:tc>
           <w:tcPr>
-            <w:tcW w:w="3741" w:type="dxa"/>
+            <w:tcW w:w="3738" w:type="dxa"/>
             <w:vMerge/>
             <w:tcBorders>
               <w:bottom w:val="single" w:sz="4" w:space="0" w:color="auto"/>
@@ -9973,7 +10112,7 @@
         </w:tc>
         <w:tc>
           <w:tcPr>
-            <w:tcW w:w="2760" w:type="dxa"/>
+            <w:tcW w:w="2763" w:type="dxa"/>
             <w:gridSpan w:val="6"/>
             <w:tcBorders>
               <w:top w:val="single" w:sz="4" w:space="0" w:color="auto"/>
@@ -10016,7 +10155,7 @@
 </file>
 
 <file path=word/endnotes.xml><?xml version="1.0" encoding="utf-8"?>
-<w:endnotes xmlns:wpc="http://schemas.microsoft.com/office/word/2010/wordprocessingCanvas" xmlns:cx="http://schemas.microsoft.com/office/drawing/2014/chartex" xmlns:mc="http://schemas.openxmlformats.org/markup-compatibility/2006" xmlns:o="urn:schemas-microsoft-com:office:office" xmlns:r="http://schemas.openxmlformats.org/officeDocument/2006/relationships" xmlns:m="http://schemas.openxmlformats.org/officeDocument/2006/math" xmlns:v="urn:schemas-microsoft-com:vml" xmlns:wp14="http://schemas.microsoft.com/office/word/2010/wordprocessingDrawing" xmlns:wp="http://schemas.openxmlformats.org/drawingml/2006/wordprocessingDrawing" xmlns:w10="urn:schemas-microsoft-com:office:word" xmlns:w="http://schemas.openxmlformats.org/wordprocessingml/2006/main" xmlns:w14="http://schemas.microsoft.com/office/word/2010/wordml" xmlns:w15="http://schemas.microsoft.com/office/word/2012/wordml" xmlns:w16se="http://schemas.microsoft.com/office/word/2015/wordml/symex" xmlns:wpg="http://schemas.microsoft.com/office/word/2010/wordprocessingGroup" xmlns:wpi="http://schemas.microsoft.com/office/word/2010/wordprocessingInk" xmlns:wne="http://schemas.microsoft.com/office/word/2006/wordml" xmlns:wps="http://schemas.microsoft.com/office/word/2010/wordprocessingShape" mc:Ignorable="w14 w15 w16se wp14">
+<w:endnotes xmlns:wpc="http://schemas.microsoft.com/office/word/2010/wordprocessingCanvas" xmlns:cx="http://schemas.microsoft.com/office/drawing/2014/chartex" xmlns:cx1="http://schemas.microsoft.com/office/drawing/2015/9/8/chartex" xmlns:mc="http://schemas.openxmlformats.org/markup-compatibility/2006" xmlns:o="urn:schemas-microsoft-com:office:office" xmlns:r="http://schemas.openxmlformats.org/officeDocument/2006/relationships" xmlns:m="http://schemas.openxmlformats.org/officeDocument/2006/math" xmlns:v="urn:schemas-microsoft-com:vml" xmlns:wp14="http://schemas.microsoft.com/office/word/2010/wordprocessingDrawing" xmlns:wp="http://schemas.openxmlformats.org/drawingml/2006/wordprocessingDrawing" xmlns:w10="urn:schemas-microsoft-com:office:word" xmlns:w="http://schemas.openxmlformats.org/wordprocessingml/2006/main" xmlns:w14="http://schemas.microsoft.com/office/word/2010/wordml" xmlns:w15="http://schemas.microsoft.com/office/word/2012/wordml" xmlns:w16se="http://schemas.microsoft.com/office/word/2015/wordml/symex" xmlns:wpg="http://schemas.microsoft.com/office/word/2010/wordprocessingGroup" xmlns:wpi="http://schemas.microsoft.com/office/word/2010/wordprocessingInk" xmlns:wne="http://schemas.microsoft.com/office/word/2006/wordml" xmlns:wps="http://schemas.microsoft.com/office/word/2010/wordprocessingShape" mc:Ignorable="w14 w15 w16se wp14">
   <w:endnote w:type="separator" w:id="-1">
     <w:p>
       <w:pPr>
@@ -10041,7 +10180,7 @@
 </file>
 
 <file path=word/footer1.xml><?xml version="1.0" encoding="utf-8"?>
-<w:ftr xmlns:wpc="http://schemas.microsoft.com/office/word/2010/wordprocessingCanvas" xmlns:cx="http://schemas.microsoft.com/office/drawing/2014/chartex" xmlns:mc="http://schemas.openxmlformats.org/markup-compatibility/2006" xmlns:o="urn:schemas-microsoft-com:office:office" xmlns:r="http://schemas.openxmlformats.org/officeDocument/2006/relationships" xmlns:m="http://schemas.openxmlformats.org/officeDocument/2006/math" xmlns:v="urn:schemas-microsoft-com:vml" xmlns:wp14="http://schemas.microsoft.com/office/word/2010/wordprocessingDrawing" xmlns:wp="http://schemas.openxmlformats.org/drawingml/2006/wordprocessingDrawing" xmlns:w10="urn:schemas-microsoft-com:office:word" xmlns:w="http://schemas.openxmlformats.org/wordprocessingml/2006/main" xmlns:w14="http://schemas.microsoft.com/office/word/2010/wordml" xmlns:w15="http://schemas.microsoft.com/office/word/2012/wordml" xmlns:w16se="http://schemas.microsoft.com/office/word/2015/wordml/symex" xmlns:wpg="http://schemas.microsoft.com/office/word/2010/wordprocessingGroup" xmlns:wpi="http://schemas.microsoft.com/office/word/2010/wordprocessingInk" xmlns:wne="http://schemas.microsoft.com/office/word/2006/wordml" xmlns:wps="http://schemas.microsoft.com/office/word/2010/wordprocessingShape" mc:Ignorable="w14 w15 w16se wp14">
+<w:ftr xmlns:wpc="http://schemas.microsoft.com/office/word/2010/wordprocessingCanvas" xmlns:cx="http://schemas.microsoft.com/office/drawing/2014/chartex" xmlns:cx1="http://schemas.microsoft.com/office/drawing/2015/9/8/chartex" xmlns:mc="http://schemas.openxmlformats.org/markup-compatibility/2006" xmlns:o="urn:schemas-microsoft-com:office:office" xmlns:r="http://schemas.openxmlformats.org/officeDocument/2006/relationships" xmlns:m="http://schemas.openxmlformats.org/officeDocument/2006/math" xmlns:v="urn:schemas-microsoft-com:vml" xmlns:wp14="http://schemas.microsoft.com/office/word/2010/wordprocessingDrawing" xmlns:wp="http://schemas.openxmlformats.org/drawingml/2006/wordprocessingDrawing" xmlns:w10="urn:schemas-microsoft-com:office:word" xmlns:w="http://schemas.openxmlformats.org/wordprocessingml/2006/main" xmlns:w14="http://schemas.microsoft.com/office/word/2010/wordml" xmlns:w15="http://schemas.microsoft.com/office/word/2012/wordml" xmlns:w16se="http://schemas.microsoft.com/office/word/2015/wordml/symex" xmlns:wpg="http://schemas.microsoft.com/office/word/2010/wordprocessingGroup" xmlns:wpi="http://schemas.microsoft.com/office/word/2010/wordprocessingInk" xmlns:wne="http://schemas.microsoft.com/office/word/2006/wordml" xmlns:wps="http://schemas.microsoft.com/office/word/2010/wordprocessingShape" mc:Ignorable="w14 w15 w16se wp14">
   <w:sdt>
     <w:sdtPr>
       <w:id w:val="1664900417"/>
@@ -10070,7 +10209,7 @@
           <w:rPr>
             <w:noProof/>
           </w:rPr>
-          <w:t>5</w:t>
+          <w:t>4</w:t>
         </w:r>
         <w:r>
           <w:fldChar w:fldCharType="end"/>
@@ -10087,7 +10226,7 @@
 </file>
 
 <file path=word/footnotes.xml><?xml version="1.0" encoding="utf-8"?>
-<w:footnotes xmlns:wpc="http://schemas.microsoft.com/office/word/2010/wordprocessingCanvas" xmlns:cx="http://schemas.microsoft.com/office/drawing/2014/chartex" xmlns:mc="http://schemas.openxmlformats.org/markup-compatibility/2006" xmlns:o="urn:schemas-microsoft-com:office:office" xmlns:r="http://schemas.openxmlformats.org/officeDocument/2006/relationships" xmlns:m="http://schemas.openxmlformats.org/officeDocument/2006/math" xmlns:v="urn:schemas-microsoft-com:vml" xmlns:wp14="http://schemas.microsoft.com/office/word/2010/wordprocessingDrawing" xmlns:wp="http://schemas.openxmlformats.org/drawingml/2006/wordprocessingDrawing" xmlns:w10="urn:schemas-microsoft-com:office:word" xmlns:w="http://schemas.openxmlformats.org/wordprocessingml/2006/main" xmlns:w14="http://schemas.microsoft.com/office/word/2010/wordml" xmlns:w15="http://schemas.microsoft.com/office/word/2012/wordml" xmlns:w16se="http://schemas.microsoft.com/office/word/2015/wordml/symex" xmlns:wpg="http://schemas.microsoft.com/office/word/2010/wordprocessingGroup" xmlns:wpi="http://schemas.microsoft.com/office/word/2010/wordprocessingInk" xmlns:wne="http://schemas.microsoft.com/office/word/2006/wordml" xmlns:wps="http://schemas.microsoft.com/office/word/2010/wordprocessingShape" mc:Ignorable="w14 w15 w16se wp14">
+<w:footnotes xmlns:wpc="http://schemas.microsoft.com/office/word/2010/wordprocessingCanvas" xmlns:cx="http://schemas.microsoft.com/office/drawing/2014/chartex" xmlns:cx1="http://schemas.microsoft.com/office/drawing/2015/9/8/chartex" xmlns:mc="http://schemas.openxmlformats.org/markup-compatibility/2006" xmlns:o="urn:schemas-microsoft-com:office:office" xmlns:r="http://schemas.openxmlformats.org/officeDocument/2006/relationships" xmlns:m="http://schemas.openxmlformats.org/officeDocument/2006/math" xmlns:v="urn:schemas-microsoft-com:vml" xmlns:wp14="http://schemas.microsoft.com/office/word/2010/wordprocessingDrawing" xmlns:wp="http://schemas.openxmlformats.org/drawingml/2006/wordprocessingDrawing" xmlns:w10="urn:schemas-microsoft-com:office:word" xmlns:w="http://schemas.openxmlformats.org/wordprocessingml/2006/main" xmlns:w14="http://schemas.microsoft.com/office/word/2010/wordml" xmlns:w15="http://schemas.microsoft.com/office/word/2012/wordml" xmlns:w16se="http://schemas.microsoft.com/office/word/2015/wordml/symex" xmlns:wpg="http://schemas.microsoft.com/office/word/2010/wordprocessingGroup" xmlns:wpi="http://schemas.microsoft.com/office/word/2010/wordprocessingInk" xmlns:wne="http://schemas.microsoft.com/office/word/2006/wordml" xmlns:wps="http://schemas.microsoft.com/office/word/2010/wordprocessingShape" mc:Ignorable="w14 w15 w16se wp14">
   <w:footnote w:type="separator" w:id="-1">
     <w:p>
       <w:pPr>
@@ -10112,7 +10251,7 @@
 </file>
 
 <file path=word/header1.xml><?xml version="1.0" encoding="utf-8"?>
-<w:hdr xmlns:wpc="http://schemas.microsoft.com/office/word/2010/wordprocessingCanvas" xmlns:cx="http://schemas.microsoft.com/office/drawing/2014/chartex" xmlns:mc="http://schemas.openxmlformats.org/markup-compatibility/2006" xmlns:o="urn:schemas-microsoft-com:office:office" xmlns:r="http://schemas.openxmlformats.org/officeDocument/2006/relationships" xmlns:m="http://schemas.openxmlformats.org/officeDocument/2006/math" xmlns:v="urn:schemas-microsoft-com:vml" xmlns:wp14="http://schemas.microsoft.com/office/word/2010/wordprocessingDrawing" xmlns:wp="http://schemas.openxmlformats.org/drawingml/2006/wordprocessingDrawing" xmlns:w10="urn:schemas-microsoft-com:office:word" xmlns:w="http://schemas.openxmlformats.org/wordprocessingml/2006/main" xmlns:w14="http://schemas.microsoft.com/office/word/2010/wordml" xmlns:w15="http://schemas.microsoft.com/office/word/2012/wordml" xmlns:w16se="http://schemas.microsoft.com/office/word/2015/wordml/symex" xmlns:wpg="http://schemas.microsoft.com/office/word/2010/wordprocessingGroup" xmlns:wpi="http://schemas.microsoft.com/office/word/2010/wordprocessingInk" xmlns:wne="http://schemas.microsoft.com/office/word/2006/wordml" xmlns:wps="http://schemas.microsoft.com/office/word/2010/wordprocessingShape" mc:Ignorable="w14 w15 w16se wp14">
+<w:hdr xmlns:wpc="http://schemas.microsoft.com/office/word/2010/wordprocessingCanvas" xmlns:cx="http://schemas.microsoft.com/office/drawing/2014/chartex" xmlns:cx1="http://schemas.microsoft.com/office/drawing/2015/9/8/chartex" xmlns:mc="http://schemas.openxmlformats.org/markup-compatibility/2006" xmlns:o="urn:schemas-microsoft-com:office:office" xmlns:r="http://schemas.openxmlformats.org/officeDocument/2006/relationships" xmlns:m="http://schemas.openxmlformats.org/officeDocument/2006/math" xmlns:v="urn:schemas-microsoft-com:vml" xmlns:wp14="http://schemas.microsoft.com/office/word/2010/wordprocessingDrawing" xmlns:wp="http://schemas.openxmlformats.org/drawingml/2006/wordprocessingDrawing" xmlns:w10="urn:schemas-microsoft-com:office:word" xmlns:w="http://schemas.openxmlformats.org/wordprocessingml/2006/main" xmlns:w14="http://schemas.microsoft.com/office/word/2010/wordml" xmlns:w15="http://schemas.microsoft.com/office/word/2012/wordml" xmlns:w16se="http://schemas.microsoft.com/office/word/2015/wordml/symex" xmlns:wpg="http://schemas.microsoft.com/office/word/2010/wordprocessingGroup" xmlns:wpi="http://schemas.microsoft.com/office/word/2010/wordprocessingInk" xmlns:wne="http://schemas.microsoft.com/office/word/2006/wordml" xmlns:wps="http://schemas.microsoft.com/office/word/2010/wordprocessingShape" mc:Ignorable="w14 w15 w16se wp14">
   <w:p>
     <w:pPr>
       <w:pStyle w:val="a4"/>

--- a/main/cars/templates/приложение 1-2.docx
+++ b/main/cars/templates/приложение 1-2.docx
@@ -1,6 +1,6 @@
 
 <file path=word/document.xml><?xml version="1.0" encoding="utf-8"?>
-<w:document xmlns:wpc="http://schemas.microsoft.com/office/word/2010/wordprocessingCanvas" xmlns:cx="http://schemas.microsoft.com/office/drawing/2014/chartex" xmlns:mc="http://schemas.openxmlformats.org/markup-compatibility/2006" xmlns:o="urn:schemas-microsoft-com:office:office" xmlns:r="http://schemas.openxmlformats.org/officeDocument/2006/relationships" xmlns:m="http://schemas.openxmlformats.org/officeDocument/2006/math" xmlns:v="urn:schemas-microsoft-com:vml" xmlns:wp14="http://schemas.microsoft.com/office/word/2010/wordprocessingDrawing" xmlns:wp="http://schemas.openxmlformats.org/drawingml/2006/wordprocessingDrawing" xmlns:w10="urn:schemas-microsoft-com:office:word" xmlns:w="http://schemas.openxmlformats.org/wordprocessingml/2006/main" xmlns:w14="http://schemas.microsoft.com/office/word/2010/wordml" xmlns:w15="http://schemas.microsoft.com/office/word/2012/wordml" xmlns:w16se="http://schemas.microsoft.com/office/word/2015/wordml/symex" xmlns:wpg="http://schemas.microsoft.com/office/word/2010/wordprocessingGroup" xmlns:wpi="http://schemas.microsoft.com/office/word/2010/wordprocessingInk" xmlns:wne="http://schemas.microsoft.com/office/word/2006/wordml" xmlns:wps="http://schemas.microsoft.com/office/word/2010/wordprocessingShape" mc:Ignorable="w14 w15 w16se wp14">
+<w:document xmlns:wpc="http://schemas.microsoft.com/office/word/2010/wordprocessingCanvas" xmlns:cx="http://schemas.microsoft.com/office/drawing/2014/chartex" xmlns:cx1="http://schemas.microsoft.com/office/drawing/2015/9/8/chartex" xmlns:mc="http://schemas.openxmlformats.org/markup-compatibility/2006" xmlns:o="urn:schemas-microsoft-com:office:office" xmlns:r="http://schemas.openxmlformats.org/officeDocument/2006/relationships" xmlns:m="http://schemas.openxmlformats.org/officeDocument/2006/math" xmlns:v="urn:schemas-microsoft-com:vml" xmlns:wp14="http://schemas.microsoft.com/office/word/2010/wordprocessingDrawing" xmlns:wp="http://schemas.openxmlformats.org/drawingml/2006/wordprocessingDrawing" xmlns:w10="urn:schemas-microsoft-com:office:word" xmlns:w="http://schemas.openxmlformats.org/wordprocessingml/2006/main" xmlns:w14="http://schemas.microsoft.com/office/word/2010/wordml" xmlns:w15="http://schemas.microsoft.com/office/word/2012/wordml" xmlns:w16se="http://schemas.microsoft.com/office/word/2015/wordml/symex" xmlns:wpg="http://schemas.microsoft.com/office/word/2010/wordprocessingGroup" xmlns:wpi="http://schemas.microsoft.com/office/word/2010/wordprocessingInk" xmlns:wne="http://schemas.microsoft.com/office/word/2006/wordml" xmlns:wps="http://schemas.microsoft.com/office/word/2010/wordprocessingShape" mc:Ignorable="w14 w15 w16se wp14">
   <w:body>
     <w:tbl>
       <w:tblPr>
@@ -4279,13 +4279,15 @@
                 <w:rFonts w:ascii="Times New Roman" w:hAnsi="Times New Roman" w:cs="Times New Roman"/>
                 <w:sz w:val="24"/>
                 <w:szCs w:val="24"/>
-              </w:rPr>
-            </w:pPr>
-            <w:r>
-              <w:rPr>
-                <w:rFonts w:ascii="Times New Roman" w:hAnsi="Times New Roman" w:cs="Times New Roman"/>
-                <w:sz w:val="24"/>
-                <w:szCs w:val="24"/>
+                <w:highlight w:val="red"/>
+              </w:rPr>
+            </w:pPr>
+            <w:r>
+              <w:rPr>
+                <w:rFonts w:ascii="Times New Roman" w:hAnsi="Times New Roman" w:cs="Times New Roman"/>
+                <w:sz w:val="24"/>
+                <w:szCs w:val="24"/>
+                <w:highlight w:val="red"/>
               </w:rPr>
               <w:lastRenderedPageBreak/>
               <w:t>Нагрузка на ось</w:t>
@@ -4295,6 +4297,7 @@
                 <w:rFonts w:ascii="Times New Roman" w:hAnsi="Times New Roman" w:cs="Times New Roman"/>
                 <w:sz w:val="24"/>
                 <w:szCs w:val="24"/>
+                <w:highlight w:val="red"/>
               </w:rPr>
               <w:t xml:space="preserve"> (стенд)</w:t>
             </w:r>
@@ -4316,13 +4319,15 @@
                 <w:rFonts w:ascii="Times New Roman" w:hAnsi="Times New Roman" w:cs="Times New Roman"/>
                 <w:sz w:val="24"/>
                 <w:szCs w:val="24"/>
-              </w:rPr>
-            </w:pPr>
-            <w:r>
-              <w:rPr>
-                <w:rFonts w:ascii="Times New Roman" w:hAnsi="Times New Roman" w:cs="Times New Roman"/>
-                <w:sz w:val="24"/>
-                <w:szCs w:val="24"/>
+                <w:highlight w:val="red"/>
+              </w:rPr>
+            </w:pPr>
+            <w:r>
+              <w:rPr>
+                <w:rFonts w:ascii="Times New Roman" w:hAnsi="Times New Roman" w:cs="Times New Roman"/>
+                <w:sz w:val="24"/>
+                <w:szCs w:val="24"/>
+                <w:highlight w:val="red"/>
               </w:rPr>
               <w:t>Ось 1</w:t>
             </w:r>
@@ -4345,13 +4350,15 @@
                 <w:rFonts w:ascii="Times New Roman" w:hAnsi="Times New Roman" w:cs="Times New Roman"/>
                 <w:sz w:val="24"/>
                 <w:szCs w:val="24"/>
-              </w:rPr>
-            </w:pPr>
-            <w:r>
-              <w:rPr>
-                <w:rFonts w:ascii="Times New Roman" w:hAnsi="Times New Roman" w:cs="Times New Roman"/>
-                <w:sz w:val="24"/>
-                <w:szCs w:val="24"/>
+                <w:highlight w:val="red"/>
+              </w:rPr>
+            </w:pPr>
+            <w:r>
+              <w:rPr>
+                <w:rFonts w:ascii="Times New Roman" w:hAnsi="Times New Roman" w:cs="Times New Roman"/>
+                <w:sz w:val="24"/>
+                <w:szCs w:val="24"/>
+                <w:highlight w:val="red"/>
               </w:rPr>
               <w:t>кг</w:t>
             </w:r>
@@ -4377,6 +4384,7 @@
                 <w:rFonts w:ascii="Times New Roman" w:hAnsi="Times New Roman" w:cs="Times New Roman"/>
                 <w:sz w:val="24"/>
                 <w:szCs w:val="24"/>
+                <w:highlight w:val="red"/>
               </w:rPr>
             </w:pPr>
           </w:p>
@@ -4397,13 +4405,15 @@
                 <w:rFonts w:ascii="Times New Roman" w:hAnsi="Times New Roman" w:cs="Times New Roman"/>
                 <w:sz w:val="24"/>
                 <w:szCs w:val="24"/>
-              </w:rPr>
-            </w:pPr>
-            <w:r>
-              <w:rPr>
-                <w:rFonts w:ascii="Times New Roman" w:hAnsi="Times New Roman" w:cs="Times New Roman"/>
-                <w:sz w:val="24"/>
-                <w:szCs w:val="24"/>
+                <w:highlight w:val="red"/>
+              </w:rPr>
+            </w:pPr>
+            <w:r>
+              <w:rPr>
+                <w:rFonts w:ascii="Times New Roman" w:hAnsi="Times New Roman" w:cs="Times New Roman"/>
+                <w:sz w:val="24"/>
+                <w:szCs w:val="24"/>
+                <w:highlight w:val="red"/>
               </w:rPr>
               <w:t>Ось 2</w:t>
             </w:r>
@@ -4426,13 +4436,15 @@
                 <w:rFonts w:ascii="Times New Roman" w:hAnsi="Times New Roman" w:cs="Times New Roman"/>
                 <w:sz w:val="24"/>
                 <w:szCs w:val="24"/>
-              </w:rPr>
-            </w:pPr>
-            <w:r>
-              <w:rPr>
-                <w:rFonts w:ascii="Times New Roman" w:hAnsi="Times New Roman" w:cs="Times New Roman"/>
-                <w:sz w:val="24"/>
-                <w:szCs w:val="24"/>
+                <w:highlight w:val="red"/>
+              </w:rPr>
+            </w:pPr>
+            <w:r>
+              <w:rPr>
+                <w:rFonts w:ascii="Times New Roman" w:hAnsi="Times New Roman" w:cs="Times New Roman"/>
+                <w:sz w:val="24"/>
+                <w:szCs w:val="24"/>
+                <w:highlight w:val="red"/>
               </w:rPr>
               <w:t>кг</w:t>
             </w:r>
@@ -4458,13 +4470,15 @@
                 <w:rFonts w:ascii="Times New Roman" w:hAnsi="Times New Roman" w:cs="Times New Roman"/>
                 <w:sz w:val="24"/>
                 <w:szCs w:val="24"/>
-              </w:rPr>
-            </w:pPr>
-            <w:r>
-              <w:rPr>
-                <w:rFonts w:ascii="Times New Roman" w:hAnsi="Times New Roman" w:cs="Times New Roman"/>
-                <w:sz w:val="24"/>
-                <w:szCs w:val="24"/>
+                <w:highlight w:val="red"/>
+              </w:rPr>
+            </w:pPr>
+            <w:r>
+              <w:rPr>
+                <w:rFonts w:ascii="Times New Roman" w:hAnsi="Times New Roman" w:cs="Times New Roman"/>
+                <w:sz w:val="24"/>
+                <w:szCs w:val="24"/>
+                <w:highlight w:val="red"/>
               </w:rPr>
               <w:t>Нагрузка на ось (весы)</w:t>
             </w:r>
@@ -4486,13 +4500,15 @@
                 <w:rFonts w:ascii="Times New Roman" w:hAnsi="Times New Roman" w:cs="Times New Roman"/>
                 <w:sz w:val="24"/>
                 <w:szCs w:val="24"/>
-              </w:rPr>
-            </w:pPr>
-            <w:r>
-              <w:rPr>
-                <w:rFonts w:ascii="Times New Roman" w:hAnsi="Times New Roman" w:cs="Times New Roman"/>
-                <w:sz w:val="24"/>
-                <w:szCs w:val="24"/>
+                <w:highlight w:val="red"/>
+              </w:rPr>
+            </w:pPr>
+            <w:r>
+              <w:rPr>
+                <w:rFonts w:ascii="Times New Roman" w:hAnsi="Times New Roman" w:cs="Times New Roman"/>
+                <w:sz w:val="24"/>
+                <w:szCs w:val="24"/>
+                <w:highlight w:val="red"/>
               </w:rPr>
               <w:t>Ось 1</w:t>
             </w:r>
@@ -4514,18 +4530,22 @@
                 <w:rFonts w:ascii="Times New Roman" w:hAnsi="Times New Roman" w:cs="Times New Roman"/>
                 <w:sz w:val="24"/>
                 <w:szCs w:val="24"/>
-              </w:rPr>
-            </w:pPr>
-            <w:r>
-              <w:rPr>
-                <w:rFonts w:ascii="Times New Roman" w:hAnsi="Times New Roman" w:cs="Times New Roman"/>
-                <w:sz w:val="24"/>
-                <w:szCs w:val="24"/>
+                <w:highlight w:val="red"/>
+              </w:rPr>
+            </w:pPr>
+            <w:r>
+              <w:rPr>
+                <w:rFonts w:ascii="Times New Roman" w:hAnsi="Times New Roman" w:cs="Times New Roman"/>
+                <w:sz w:val="24"/>
+                <w:szCs w:val="24"/>
+                <w:highlight w:val="red"/>
               </w:rPr>
               <w:t>кг</w:t>
             </w:r>
           </w:p>
         </w:tc>
+        <w:bookmarkStart w:id="0" w:name="_GoBack"/>
+        <w:bookmarkEnd w:id="0"/>
       </w:tr>
       <w:tr>
         <w:trPr>
@@ -4547,6 +4567,7 @@
                 <w:rFonts w:ascii="Times New Roman" w:hAnsi="Times New Roman" w:cs="Times New Roman"/>
                 <w:sz w:val="24"/>
                 <w:szCs w:val="24"/>
+                <w:highlight w:val="red"/>
               </w:rPr>
             </w:pPr>
           </w:p>
@@ -4567,13 +4588,15 @@
                 <w:rFonts w:ascii="Times New Roman" w:hAnsi="Times New Roman" w:cs="Times New Roman"/>
                 <w:sz w:val="24"/>
                 <w:szCs w:val="24"/>
-              </w:rPr>
-            </w:pPr>
-            <w:r>
-              <w:rPr>
-                <w:rFonts w:ascii="Times New Roman" w:hAnsi="Times New Roman" w:cs="Times New Roman"/>
-                <w:sz w:val="24"/>
-                <w:szCs w:val="24"/>
+                <w:highlight w:val="red"/>
+              </w:rPr>
+            </w:pPr>
+            <w:r>
+              <w:rPr>
+                <w:rFonts w:ascii="Times New Roman" w:hAnsi="Times New Roman" w:cs="Times New Roman"/>
+                <w:sz w:val="24"/>
+                <w:szCs w:val="24"/>
+                <w:highlight w:val="red"/>
               </w:rPr>
               <w:t>Ось 2</w:t>
             </w:r>
@@ -4595,13 +4618,15 @@
                 <w:rFonts w:ascii="Times New Roman" w:hAnsi="Times New Roman" w:cs="Times New Roman"/>
                 <w:sz w:val="24"/>
                 <w:szCs w:val="24"/>
-              </w:rPr>
-            </w:pPr>
-            <w:r>
-              <w:rPr>
-                <w:rFonts w:ascii="Times New Roman" w:hAnsi="Times New Roman" w:cs="Times New Roman"/>
-                <w:sz w:val="24"/>
-                <w:szCs w:val="24"/>
+                <w:highlight w:val="red"/>
+              </w:rPr>
+            </w:pPr>
+            <w:r>
+              <w:rPr>
+                <w:rFonts w:ascii="Times New Roman" w:hAnsi="Times New Roman" w:cs="Times New Roman"/>
+                <w:sz w:val="24"/>
+                <w:szCs w:val="24"/>
+                <w:highlight w:val="red"/>
               </w:rPr>
               <w:t>кг</w:t>
             </w:r>
@@ -4627,13 +4652,15 @@
                 <w:rFonts w:ascii="Times New Roman" w:hAnsi="Times New Roman" w:cs="Times New Roman"/>
                 <w:sz w:val="24"/>
                 <w:szCs w:val="24"/>
-              </w:rPr>
-            </w:pPr>
-            <w:r>
-              <w:rPr>
-                <w:rFonts w:ascii="Times New Roman" w:hAnsi="Times New Roman" w:cs="Times New Roman"/>
-                <w:sz w:val="24"/>
-                <w:szCs w:val="24"/>
+                <w:highlight w:val="red"/>
+              </w:rPr>
+            </w:pPr>
+            <w:r>
+              <w:rPr>
+                <w:rFonts w:ascii="Times New Roman" w:hAnsi="Times New Roman" w:cs="Times New Roman"/>
+                <w:sz w:val="24"/>
+                <w:szCs w:val="24"/>
+                <w:highlight w:val="red"/>
               </w:rPr>
               <w:t>Масса (весы)</w:t>
             </w:r>
@@ -4657,13 +4684,15 @@
                 <w:b/>
                 <w:sz w:val="24"/>
                 <w:szCs w:val="24"/>
-              </w:rPr>
-            </w:pPr>
-            <w:r>
-              <w:rPr>
-                <w:rFonts w:ascii="Times New Roman" w:hAnsi="Times New Roman" w:cs="Times New Roman"/>
-                <w:sz w:val="24"/>
-                <w:szCs w:val="24"/>
+                <w:highlight w:val="red"/>
+              </w:rPr>
+            </w:pPr>
+            <w:r>
+              <w:rPr>
+                <w:rFonts w:ascii="Times New Roman" w:hAnsi="Times New Roman" w:cs="Times New Roman"/>
+                <w:sz w:val="24"/>
+                <w:szCs w:val="24"/>
+                <w:highlight w:val="red"/>
               </w:rPr>
               <w:t>кг</w:t>
             </w:r>
@@ -6565,7 +6594,6 @@
                 <w:sz w:val="24"/>
                 <w:szCs w:val="24"/>
               </w:rPr>
-              <w:lastRenderedPageBreak/>
               <w:t>Установка дополнительного сигнала торможения</w:t>
             </w:r>
           </w:p>
@@ -8816,7 +8844,6 @@
                 <w:sz w:val="24"/>
                 <w:szCs w:val="24"/>
               </w:rPr>
-              <w:lastRenderedPageBreak/>
               <w:t>Ширина светозащитной полосы</w:t>
             </w:r>
           </w:p>
@@ -9910,10 +9937,7 @@
         </w:tc>
       </w:tr>
     </w:tbl>
-    <w:p>
-      <w:bookmarkStart w:id="0" w:name="_GoBack"/>
-      <w:bookmarkEnd w:id="0"/>
-    </w:p>
+    <w:p/>
     <w:sectPr>
       <w:headerReference w:type="default" r:id="rId6"/>
       <w:footerReference w:type="default" r:id="rId7"/>
@@ -9927,7 +9951,7 @@
 </file>
 
 <file path=word/endnotes.xml><?xml version="1.0" encoding="utf-8"?>
-<w:endnotes xmlns:wpc="http://schemas.microsoft.com/office/word/2010/wordprocessingCanvas" xmlns:cx="http://schemas.microsoft.com/office/drawing/2014/chartex" xmlns:mc="http://schemas.openxmlformats.org/markup-compatibility/2006" xmlns:o="urn:schemas-microsoft-com:office:office" xmlns:r="http://schemas.openxmlformats.org/officeDocument/2006/relationships" xmlns:m="http://schemas.openxmlformats.org/officeDocument/2006/math" xmlns:v="urn:schemas-microsoft-com:vml" xmlns:wp14="http://schemas.microsoft.com/office/word/2010/wordprocessingDrawing" xmlns:wp="http://schemas.openxmlformats.org/drawingml/2006/wordprocessingDrawing" xmlns:w10="urn:schemas-microsoft-com:office:word" xmlns:w="http://schemas.openxmlformats.org/wordprocessingml/2006/main" xmlns:w14="http://schemas.microsoft.com/office/word/2010/wordml" xmlns:w15="http://schemas.microsoft.com/office/word/2012/wordml" xmlns:w16se="http://schemas.microsoft.com/office/word/2015/wordml/symex" xmlns:wpg="http://schemas.microsoft.com/office/word/2010/wordprocessingGroup" xmlns:wpi="http://schemas.microsoft.com/office/word/2010/wordprocessingInk" xmlns:wne="http://schemas.microsoft.com/office/word/2006/wordml" xmlns:wps="http://schemas.microsoft.com/office/word/2010/wordprocessingShape" mc:Ignorable="w14 w15 w16se wp14">
+<w:endnotes xmlns:wpc="http://schemas.microsoft.com/office/word/2010/wordprocessingCanvas" xmlns:cx="http://schemas.microsoft.com/office/drawing/2014/chartex" xmlns:cx1="http://schemas.microsoft.com/office/drawing/2015/9/8/chartex" xmlns:mc="http://schemas.openxmlformats.org/markup-compatibility/2006" xmlns:o="urn:schemas-microsoft-com:office:office" xmlns:r="http://schemas.openxmlformats.org/officeDocument/2006/relationships" xmlns:m="http://schemas.openxmlformats.org/officeDocument/2006/math" xmlns:v="urn:schemas-microsoft-com:vml" xmlns:wp14="http://schemas.microsoft.com/office/word/2010/wordprocessingDrawing" xmlns:wp="http://schemas.openxmlformats.org/drawingml/2006/wordprocessingDrawing" xmlns:w10="urn:schemas-microsoft-com:office:word" xmlns:w="http://schemas.openxmlformats.org/wordprocessingml/2006/main" xmlns:w14="http://schemas.microsoft.com/office/word/2010/wordml" xmlns:w15="http://schemas.microsoft.com/office/word/2012/wordml" xmlns:w16se="http://schemas.microsoft.com/office/word/2015/wordml/symex" xmlns:wpg="http://schemas.microsoft.com/office/word/2010/wordprocessingGroup" xmlns:wpi="http://schemas.microsoft.com/office/word/2010/wordprocessingInk" xmlns:wne="http://schemas.microsoft.com/office/word/2006/wordml" xmlns:wps="http://schemas.microsoft.com/office/word/2010/wordprocessingShape" mc:Ignorable="w14 w15 w16se wp14">
   <w:endnote w:type="separator" w:id="-1">
     <w:p>
       <w:pPr>
@@ -9952,7 +9976,7 @@
 </file>
 
 <file path=word/footer1.xml><?xml version="1.0" encoding="utf-8"?>
-<w:ftr xmlns:wpc="http://schemas.microsoft.com/office/word/2010/wordprocessingCanvas" xmlns:cx="http://schemas.microsoft.com/office/drawing/2014/chartex" xmlns:mc="http://schemas.openxmlformats.org/markup-compatibility/2006" xmlns:o="urn:schemas-microsoft-com:office:office" xmlns:r="http://schemas.openxmlformats.org/officeDocument/2006/relationships" xmlns:m="http://schemas.openxmlformats.org/officeDocument/2006/math" xmlns:v="urn:schemas-microsoft-com:vml" xmlns:wp14="http://schemas.microsoft.com/office/word/2010/wordprocessingDrawing" xmlns:wp="http://schemas.openxmlformats.org/drawingml/2006/wordprocessingDrawing" xmlns:w10="urn:schemas-microsoft-com:office:word" xmlns:w="http://schemas.openxmlformats.org/wordprocessingml/2006/main" xmlns:w14="http://schemas.microsoft.com/office/word/2010/wordml" xmlns:w15="http://schemas.microsoft.com/office/word/2012/wordml" xmlns:w16se="http://schemas.microsoft.com/office/word/2015/wordml/symex" xmlns:wpg="http://schemas.microsoft.com/office/word/2010/wordprocessingGroup" xmlns:wpi="http://schemas.microsoft.com/office/word/2010/wordprocessingInk" xmlns:wne="http://schemas.microsoft.com/office/word/2006/wordml" xmlns:wps="http://schemas.microsoft.com/office/word/2010/wordprocessingShape" mc:Ignorable="w14 w15 w16se wp14">
+<w:ftr xmlns:wpc="http://schemas.microsoft.com/office/word/2010/wordprocessingCanvas" xmlns:cx="http://schemas.microsoft.com/office/drawing/2014/chartex" xmlns:cx1="http://schemas.microsoft.com/office/drawing/2015/9/8/chartex" xmlns:mc="http://schemas.openxmlformats.org/markup-compatibility/2006" xmlns:o="urn:schemas-microsoft-com:office:office" xmlns:r="http://schemas.openxmlformats.org/officeDocument/2006/relationships" xmlns:m="http://schemas.openxmlformats.org/officeDocument/2006/math" xmlns:v="urn:schemas-microsoft-com:vml" xmlns:wp14="http://schemas.microsoft.com/office/word/2010/wordprocessingDrawing" xmlns:wp="http://schemas.openxmlformats.org/drawingml/2006/wordprocessingDrawing" xmlns:w10="urn:schemas-microsoft-com:office:word" xmlns:w="http://schemas.openxmlformats.org/wordprocessingml/2006/main" xmlns:w14="http://schemas.microsoft.com/office/word/2010/wordml" xmlns:w15="http://schemas.microsoft.com/office/word/2012/wordml" xmlns:w16se="http://schemas.microsoft.com/office/word/2015/wordml/symex" xmlns:wpg="http://schemas.microsoft.com/office/word/2010/wordprocessingGroup" xmlns:wpi="http://schemas.microsoft.com/office/word/2010/wordprocessingInk" xmlns:wne="http://schemas.microsoft.com/office/word/2006/wordml" xmlns:wps="http://schemas.microsoft.com/office/word/2010/wordprocessingShape" mc:Ignorable="w14 w15 w16se wp14">
   <w:sdt>
     <w:sdtPr>
       <w:id w:val="1664900417"/>
@@ -9981,7 +10005,7 @@
           <w:rPr>
             <w:noProof/>
           </w:rPr>
-          <w:t>5</w:t>
+          <w:t>3</w:t>
         </w:r>
         <w:r>
           <w:fldChar w:fldCharType="end"/>
@@ -9998,7 +10022,7 @@
 </file>
 
 <file path=word/footnotes.xml><?xml version="1.0" encoding="utf-8"?>
-<w:footnotes xmlns:wpc="http://schemas.microsoft.com/office/word/2010/wordprocessingCanvas" xmlns:cx="http://schemas.microsoft.com/office/drawing/2014/chartex" xmlns:mc="http://schemas.openxmlformats.org/markup-compatibility/2006" xmlns:o="urn:schemas-microsoft-com:office:office" xmlns:r="http://schemas.openxmlformats.org/officeDocument/2006/relationships" xmlns:m="http://schemas.openxmlformats.org/officeDocument/2006/math" xmlns:v="urn:schemas-microsoft-com:vml" xmlns:wp14="http://schemas.microsoft.com/office/word/2010/wordprocessingDrawing" xmlns:wp="http://schemas.openxmlformats.org/drawingml/2006/wordprocessingDrawing" xmlns:w10="urn:schemas-microsoft-com:office:word" xmlns:w="http://schemas.openxmlformats.org/wordprocessingml/2006/main" xmlns:w14="http://schemas.microsoft.com/office/word/2010/wordml" xmlns:w15="http://schemas.microsoft.com/office/word/2012/wordml" xmlns:w16se="http://schemas.microsoft.com/office/word/2015/wordml/symex" xmlns:wpg="http://schemas.microsoft.com/office/word/2010/wordprocessingGroup" xmlns:wpi="http://schemas.microsoft.com/office/word/2010/wordprocessingInk" xmlns:wne="http://schemas.microsoft.com/office/word/2006/wordml" xmlns:wps="http://schemas.microsoft.com/office/word/2010/wordprocessingShape" mc:Ignorable="w14 w15 w16se wp14">
+<w:footnotes xmlns:wpc="http://schemas.microsoft.com/office/word/2010/wordprocessingCanvas" xmlns:cx="http://schemas.microsoft.com/office/drawing/2014/chartex" xmlns:cx1="http://schemas.microsoft.com/office/drawing/2015/9/8/chartex" xmlns:mc="http://schemas.openxmlformats.org/markup-compatibility/2006" xmlns:o="urn:schemas-microsoft-com:office:office" xmlns:r="http://schemas.openxmlformats.org/officeDocument/2006/relationships" xmlns:m="http://schemas.openxmlformats.org/officeDocument/2006/math" xmlns:v="urn:schemas-microsoft-com:vml" xmlns:wp14="http://schemas.microsoft.com/office/word/2010/wordprocessingDrawing" xmlns:wp="http://schemas.openxmlformats.org/drawingml/2006/wordprocessingDrawing" xmlns:w10="urn:schemas-microsoft-com:office:word" xmlns:w="http://schemas.openxmlformats.org/wordprocessingml/2006/main" xmlns:w14="http://schemas.microsoft.com/office/word/2010/wordml" xmlns:w15="http://schemas.microsoft.com/office/word/2012/wordml" xmlns:w16se="http://schemas.microsoft.com/office/word/2015/wordml/symex" xmlns:wpg="http://schemas.microsoft.com/office/word/2010/wordprocessingGroup" xmlns:wpi="http://schemas.microsoft.com/office/word/2010/wordprocessingInk" xmlns:wne="http://schemas.microsoft.com/office/word/2006/wordml" xmlns:wps="http://schemas.microsoft.com/office/word/2010/wordprocessingShape" mc:Ignorable="w14 w15 w16se wp14">
   <w:footnote w:type="separator" w:id="-1">
     <w:p>
       <w:pPr>
@@ -10023,7 +10047,7 @@
 </file>
 
 <file path=word/header1.xml><?xml version="1.0" encoding="utf-8"?>
-<w:hdr xmlns:wpc="http://schemas.microsoft.com/office/word/2010/wordprocessingCanvas" xmlns:cx="http://schemas.microsoft.com/office/drawing/2014/chartex" xmlns:mc="http://schemas.openxmlformats.org/markup-compatibility/2006" xmlns:o="urn:schemas-microsoft-com:office:office" xmlns:r="http://schemas.openxmlformats.org/officeDocument/2006/relationships" xmlns:m="http://schemas.openxmlformats.org/officeDocument/2006/math" xmlns:v="urn:schemas-microsoft-com:vml" xmlns:wp14="http://schemas.microsoft.com/office/word/2010/wordprocessingDrawing" xmlns:wp="http://schemas.openxmlformats.org/drawingml/2006/wordprocessingDrawing" xmlns:w10="urn:schemas-microsoft-com:office:word" xmlns:w="http://schemas.openxmlformats.org/wordprocessingml/2006/main" xmlns:w14="http://schemas.microsoft.com/office/word/2010/wordml" xmlns:w15="http://schemas.microsoft.com/office/word/2012/wordml" xmlns:w16se="http://schemas.microsoft.com/office/word/2015/wordml/symex" xmlns:wpg="http://schemas.microsoft.com/office/word/2010/wordprocessingGroup" xmlns:wpi="http://schemas.microsoft.com/office/word/2010/wordprocessingInk" xmlns:wne="http://schemas.microsoft.com/office/word/2006/wordml" xmlns:wps="http://schemas.microsoft.com/office/word/2010/wordprocessingShape" mc:Ignorable="w14 w15 w16se wp14">
+<w:hdr xmlns:wpc="http://schemas.microsoft.com/office/word/2010/wordprocessingCanvas" xmlns:cx="http://schemas.microsoft.com/office/drawing/2014/chartex" xmlns:cx1="http://schemas.microsoft.com/office/drawing/2015/9/8/chartex" xmlns:mc="http://schemas.openxmlformats.org/markup-compatibility/2006" xmlns:o="urn:schemas-microsoft-com:office:office" xmlns:r="http://schemas.openxmlformats.org/officeDocument/2006/relationships" xmlns:m="http://schemas.openxmlformats.org/officeDocument/2006/math" xmlns:v="urn:schemas-microsoft-com:vml" xmlns:wp14="http://schemas.microsoft.com/office/word/2010/wordprocessingDrawing" xmlns:wp="http://schemas.openxmlformats.org/drawingml/2006/wordprocessingDrawing" xmlns:w10="urn:schemas-microsoft-com:office:word" xmlns:w="http://schemas.openxmlformats.org/wordprocessingml/2006/main" xmlns:w14="http://schemas.microsoft.com/office/word/2010/wordml" xmlns:w15="http://schemas.microsoft.com/office/word/2012/wordml" xmlns:w16se="http://schemas.microsoft.com/office/word/2015/wordml/symex" xmlns:wpg="http://schemas.microsoft.com/office/word/2010/wordprocessingGroup" xmlns:wpi="http://schemas.microsoft.com/office/word/2010/wordprocessingInk" xmlns:wne="http://schemas.microsoft.com/office/word/2006/wordml" xmlns:wps="http://schemas.microsoft.com/office/word/2010/wordprocessingShape" mc:Ignorable="w14 w15 w16se wp14">
   <w:p>
     <w:pPr>
       <w:pStyle w:val="a4"/>
